--- a/EMENTA/Ementa_Fundamentos-de-Politicas-Publicas_2026.2_ATUALIZADA.docx
+++ b/EMENTA/Ementa_Fundamentos-de-Politicas-Publicas_2026.2_ATUALIZADA.docx
@@ -1765,15 +1765,6 @@
           <w:lang w:val="pt-BR"/>
         </w:rPr>
         <w:br/>
-      </w:r>
-      <w:r>
-        <w:rPr>
-          <w:rFonts w:ascii="Arial" w:hAnsi="Arial" w:cs="Arial"/>
-          <w:i/>
-          <w:sz w:val="22"/>
-          <w:lang w:val="pt-BR"/>
-        </w:rPr>
-        <w:br/>
         <w:t>Desejo um excelente curso!</w:t>
       </w:r>
     </w:p>
@@ -1785,14 +1776,6 @@
           <w:lang w:val="pt-BR"/>
         </w:rPr>
       </w:pPr>
-      <w:r>
-        <w:rPr>
-          <w:rFonts w:ascii="Arial" w:hAnsi="Arial" w:cs="Arial"/>
-          <w:sz w:val="22"/>
-          <w:lang w:val="pt-BR"/>
-        </w:rPr>
-        <w:br/>
-      </w:r>
     </w:p>
     <w:p>
       <w:pPr>
@@ -2230,7 +2213,6 @@
           <w:sz w:val="22"/>
           <w:lang w:val="pt-BR"/>
         </w:rPr>
-        <w:lastRenderedPageBreak/>
         <w:t>____________________________________________________________________________</w:t>
       </w:r>
       <w:r>
@@ -2399,6 +2381,7 @@
           <w:sz w:val="22"/>
           <w:lang w:val="pt-BR"/>
         </w:rPr>
+        <w:lastRenderedPageBreak/>
         <w:t>*FREY, Klaus. 200</w:t>
       </w:r>
       <w:r>
@@ -3577,6 +3560,7 @@
         <w:rPr>
           <w:rFonts w:ascii="Arial" w:hAnsi="Arial" w:cs="Arial"/>
           <w:sz w:val="22"/>
+          <w:lang w:val="pt-BR"/>
         </w:rPr>
       </w:pPr>
     </w:p>
@@ -3593,24 +3577,9 @@
         <w:rPr>
           <w:rFonts w:ascii="Arial" w:hAnsi="Arial" w:cs="Arial"/>
           <w:sz w:val="22"/>
-        </w:rPr>
-        <w:t xml:space="preserve">HAM, </w:t>
-      </w:r>
-      <w:proofErr w:type="spellStart"/>
-      <w:r>
-        <w:rPr>
-          <w:rFonts w:ascii="Arial" w:hAnsi="Arial" w:cs="Arial"/>
-          <w:sz w:val="22"/>
-        </w:rPr>
-        <w:t>Chistopher</w:t>
-      </w:r>
-      <w:proofErr w:type="spellEnd"/>
-      <w:r>
-        <w:rPr>
-          <w:rFonts w:ascii="Arial" w:hAnsi="Arial" w:cs="Arial"/>
-          <w:sz w:val="22"/>
-        </w:rPr>
-        <w:t xml:space="preserve"> e HILL, Michael. </w:t>
+          <w:lang w:val="pt-BR"/>
+        </w:rPr>
+        <w:t xml:space="preserve">HAM, Chistopher e HILL, Michael. </w:t>
       </w:r>
       <w:r>
         <w:rPr>
@@ -3891,14 +3860,15 @@
           <w:lang w:val="pt-BR"/>
         </w:rPr>
       </w:pPr>
-      <w:r>
-        <w:rPr>
-          <w:rFonts w:ascii="Arial" w:hAnsi="Arial" w:cs="Arial"/>
-          <w:sz w:val="22"/>
-          <w:lang w:val="pt-BR"/>
-        </w:rPr>
-        <w:br/>
-      </w:r>
+    </w:p>
+    <w:p>
+      <w:pPr>
+        <w:keepLines/>
+        <w:rPr>
+          <w:rFonts w:ascii="Arial" w:hAnsi="Arial" w:cs="Arial"/>
+          <w:sz w:val="22"/>
+        </w:rPr>
+      </w:pPr>
     </w:p>
     <w:p>
       <w:pPr>
@@ -4023,6 +3993,7 @@
     <w:p>
       <w:pPr>
         <w:keepNext/>
+        <w:jc w:val="center"/>
         <w:rPr>
           <w:rFonts w:ascii="Arial" w:hAnsi="Arial" w:cs="Arial"/>
           <w:b/>
@@ -4084,6 +4055,15 @@
           <w:lang w:val="pt-BR"/>
         </w:rPr>
         <w:t>SEMINÁRIO ELEIÇÕES</w:t>
+      </w:r>
+      <w:r>
+        <w:rPr>
+          <w:rFonts w:ascii="Arial" w:hAnsi="Arial" w:cs="Arial"/>
+          <w:b/>
+          <w:sz w:val="22"/>
+          <w:lang w:val="pt-BR"/>
+        </w:rPr>
+        <w:br/>
       </w:r>
       <w:r>
         <w:rPr>
@@ -4677,13 +4657,21 @@
         </w:rPr>
         <w:t xml:space="preserve">A difusão do Orçamento Participativo brasileiro: “boas práticas” devem ser promovidas? </w:t>
       </w:r>
-      <w:r>
-        <w:rPr>
-          <w:rFonts w:ascii="Arial" w:hAnsi="Arial" w:cs="Arial"/>
-          <w:sz w:val="22"/>
-          <w:lang w:val="pt-BR"/>
-        </w:rPr>
-        <w:t xml:space="preserve">Opinião Pública, vol. 14, nº 1, p. 65-95. </w:t>
+      <w:proofErr w:type="spellStart"/>
+      <w:r>
+        <w:rPr>
+          <w:rFonts w:ascii="Arial" w:hAnsi="Arial" w:cs="Arial"/>
+          <w:sz w:val="22"/>
+        </w:rPr>
+        <w:t>Opinião</w:t>
+      </w:r>
+      <w:proofErr w:type="spellEnd"/>
+      <w:r>
+        <w:rPr>
+          <w:rFonts w:ascii="Arial" w:hAnsi="Arial" w:cs="Arial"/>
+          <w:sz w:val="22"/>
+        </w:rPr>
+        <w:t xml:space="preserve"> Pública, vol. 14, nº 1, p. 65-95. </w:t>
       </w:r>
       <w:r>
         <w:rPr>
@@ -5019,6 +5007,26 @@
     </w:p>
     <w:p>
       <w:pPr>
+        <w:keepLines/>
+        <w:rPr>
+          <w:rFonts w:ascii="Arial" w:hAnsi="Arial" w:cs="Arial"/>
+          <w:sz w:val="22"/>
+          <w:lang w:val="pt-BR"/>
+        </w:rPr>
+      </w:pPr>
+    </w:p>
+    <w:p>
+      <w:pPr>
+        <w:keepLines/>
+        <w:rPr>
+          <w:rFonts w:ascii="Arial" w:hAnsi="Arial" w:cs="Arial"/>
+          <w:sz w:val="22"/>
+          <w:lang w:val="pt-BR"/>
+        </w:rPr>
+      </w:pPr>
+    </w:p>
+    <w:p>
+      <w:pPr>
         <w:keepNext/>
         <w:pBdr>
           <w:bottom w:val="single" w:sz="12" w:space="1" w:color="auto"/>
@@ -5035,9 +5043,10 @@
     </w:p>
     <w:p>
       <w:pPr>
-        <w:keepLines/>
-        <w:rPr>
-          <w:rFonts w:ascii="Arial" w:hAnsi="Arial" w:cs="Arial"/>
+        <w:keepNext/>
+        <w:rPr>
+          <w:rFonts w:ascii="Arial" w:hAnsi="Arial" w:cs="Arial"/>
+          <w:b/>
           <w:sz w:val="22"/>
           <w:lang w:val="pt-BR"/>
         </w:rPr>
@@ -5379,16 +5388,7 @@
           <w:sz w:val="22"/>
           <w:lang w:val="pt-BR"/>
         </w:rPr>
-        <w:t xml:space="preserve"> </w:t>
-      </w:r>
-      <w:r>
-        <w:rPr>
-          <w:rFonts w:ascii="Arial" w:hAnsi="Arial" w:cs="Arial"/>
-          <w:b/>
-          <w:sz w:val="22"/>
-          <w:lang w:val="pt-BR"/>
-        </w:rPr>
-        <w:t>POLÍTICAS PÚBLICAS COMPORTAMENTAIS 2</w:t>
+        <w:t xml:space="preserve"> POLÍTICAS PÚBLICAS COMPORTAMENTAIS 2</w:t>
       </w:r>
     </w:p>
     <w:p>
@@ -5580,7 +5580,6 @@
         <w:keepNext/>
         <w:rPr>
           <w:rFonts w:ascii="Arial" w:hAnsi="Arial" w:cs="Arial"/>
-          <w:i/>
           <w:sz w:val="22"/>
           <w:lang w:val="pt-BR"/>
         </w:rPr>
@@ -5651,21 +5650,10 @@
       <w:r>
         <w:rPr>
           <w:rFonts w:ascii="Arial" w:hAnsi="Arial" w:cs="Arial"/>
-          <w:b/>
-          <w:sz w:val="22"/>
-          <w:lang w:val="pt-BR"/>
-        </w:rPr>
-        <w:t xml:space="preserve">Atividade assíncrona: </w:t>
-      </w:r>
-      <w:r>
-        <w:rPr>
-          <w:rFonts w:ascii="Arial" w:hAnsi="Arial" w:cs="Arial"/>
-          <w:b/>
-          <w:color w:val="8064A2" w:themeColor="accent4"/>
-          <w:sz w:val="22"/>
-          <w:lang w:val="pt-BR"/>
-        </w:rPr>
-        <w:t>Exercício de Participação 2 (10%).</w:t>
+          <w:sz w:val="22"/>
+          <w:lang w:val="pt-BR"/>
+        </w:rPr>
+        <w:t>Orientação aos Grupos 1, 2, 3 e 4.</w:t>
       </w:r>
     </w:p>
     <w:p>
@@ -5770,14 +5758,23 @@
           <w:lang w:val="pt-BR"/>
         </w:rPr>
       </w:pPr>
-      <w:r>
-        <w:rPr>
-          <w:rFonts w:ascii="Arial" w:hAnsi="Arial" w:cs="Arial"/>
-          <w:b/>
-          <w:sz w:val="22"/>
-          <w:lang w:val="pt-BR"/>
-        </w:rPr>
-        <w:br/>
+    </w:p>
+    <w:p>
+      <w:pPr>
+        <w:keepNext/>
+        <w:rPr>
+          <w:rFonts w:ascii="Arial" w:hAnsi="Arial" w:cs="Arial"/>
+          <w:sz w:val="22"/>
+          <w:lang w:val="pt-BR"/>
+        </w:rPr>
+      </w:pPr>
+      <w:r>
+        <w:rPr>
+          <w:rFonts w:ascii="Arial" w:hAnsi="Arial" w:cs="Arial"/>
+          <w:b/>
+          <w:sz w:val="22"/>
+          <w:lang w:val="pt-BR"/>
+        </w:rPr>
         <w:t xml:space="preserve">04/11 - </w:t>
       </w:r>
       <w:r>
@@ -5787,16 +5784,16 @@
           <w:sz w:val="22"/>
           <w:lang w:val="pt-BR"/>
         </w:rPr>
-        <w:t xml:space="preserve">AULA </w:t>
-      </w:r>
-      <w:r>
-        <w:rPr>
-          <w:rFonts w:ascii="Arial" w:hAnsi="Arial" w:cs="Arial"/>
-          <w:b/>
-          <w:sz w:val="22"/>
-          <w:lang w:val="pt-BR"/>
-        </w:rPr>
-        <w:t>19</w:t>
+        <w:t>AULA 2</w:t>
+      </w:r>
+      <w:r>
+        <w:rPr>
+          <w:rFonts w:ascii="Arial" w:hAnsi="Arial" w:cs="Arial"/>
+          <w:b/>
+          <w:sz w:val="22"/>
+          <w:lang w:val="pt-BR"/>
+        </w:rPr>
+        <w:t>0</w:t>
       </w:r>
       <w:r>
         <w:rPr>
@@ -5813,7 +5810,7 @@
           <w:sz w:val="22"/>
           <w:lang w:val="pt-BR"/>
         </w:rPr>
-        <w:t>Orientação aos Grupos 1, 2, 3 e 4.</w:t>
+        <w:t>Orientação aos Grupos dos Seminários 5, 6, 7 e 8.</w:t>
       </w:r>
     </w:p>
     <w:p>
@@ -5833,8 +5830,12 @@
     <w:p>
       <w:pPr>
         <w:keepNext/>
-        <w:rPr>
-          <w:rFonts w:ascii="Arial" w:hAnsi="Arial" w:cs="Arial"/>
+        <w:jc w:val="center"/>
+        <w:rPr>
+          <w:rFonts w:ascii="Arial" w:hAnsi="Arial" w:cs="Arial"/>
+          <w:b/>
+          <w:bCs/>
+          <w:iCs/>
           <w:sz w:val="22"/>
           <w:lang w:val="pt-BR"/>
         </w:rPr>
@@ -5843,20 +5844,70 @@
     <w:p>
       <w:pPr>
         <w:keepNext/>
-        <w:rPr>
-          <w:rFonts w:ascii="Arial" w:hAnsi="Arial" w:cs="Arial"/>
-          <w:sz w:val="22"/>
-          <w:lang w:val="pt-BR"/>
-        </w:rPr>
-      </w:pPr>
-      <w:r>
-        <w:rPr>
-          <w:rFonts w:ascii="Arial" w:hAnsi="Arial" w:cs="Arial"/>
-          <w:b/>
-          <w:sz w:val="22"/>
-          <w:lang w:val="pt-BR"/>
-        </w:rPr>
-        <w:t xml:space="preserve">04/11 - </w:t>
+        <w:jc w:val="center"/>
+        <w:rPr>
+          <w:rFonts w:ascii="Arial" w:hAnsi="Arial" w:cs="Arial"/>
+          <w:b/>
+          <w:bCs/>
+          <w:iCs/>
+          <w:sz w:val="22"/>
+          <w:lang w:val="pt-BR"/>
+        </w:rPr>
+      </w:pPr>
+      <w:r>
+        <w:rPr>
+          <w:rFonts w:ascii="Arial" w:hAnsi="Arial" w:cs="Arial"/>
+          <w:b/>
+          <w:bCs/>
+          <w:iCs/>
+          <w:sz w:val="22"/>
+          <w:lang w:val="pt-BR"/>
+        </w:rPr>
+        <w:t>Seminários</w:t>
+      </w:r>
+      <w:r>
+        <w:rPr>
+          <w:rFonts w:ascii="Arial" w:hAnsi="Arial" w:cs="Arial"/>
+          <w:b/>
+          <w:bCs/>
+          <w:iCs/>
+          <w:sz w:val="22"/>
+          <w:lang w:val="pt-BR"/>
+        </w:rPr>
+        <w:t xml:space="preserve"> Saúde, Educação, Meio Ambiente, Segurança Pública</w:t>
+      </w:r>
+      <w:r>
+        <w:rPr>
+          <w:rFonts w:ascii="Arial" w:hAnsi="Arial" w:cs="Arial"/>
+          <w:b/>
+          <w:bCs/>
+          <w:iCs/>
+          <w:sz w:val="22"/>
+          <w:lang w:val="pt-BR"/>
+        </w:rPr>
+        <w:t xml:space="preserve"> (40%)</w:t>
+      </w:r>
+    </w:p>
+    <w:p>
+      <w:pPr>
+        <w:keepNext/>
+        <w:rPr>
+          <w:rFonts w:ascii="Arial" w:hAnsi="Arial" w:cs="Arial"/>
+          <w:b/>
+          <w:bCs/>
+          <w:iCs/>
+          <w:sz w:val="22"/>
+          <w:lang w:val="pt-BR"/>
+        </w:rPr>
+      </w:pPr>
+      <w:r>
+        <w:rPr>
+          <w:rFonts w:ascii="Arial" w:hAnsi="Arial" w:cs="Arial"/>
+          <w:b/>
+          <w:sz w:val="22"/>
+          <w:lang w:val="pt-BR"/>
+        </w:rPr>
+        <w:t xml:space="preserve">09/11 - </w:t>
       </w:r>
       <w:r>
         <w:rPr>
@@ -5874,7 +5925,7 @@
           <w:sz w:val="22"/>
           <w:lang w:val="pt-BR"/>
         </w:rPr>
-        <w:t>0</w:t>
+        <w:t>1</w:t>
       </w:r>
       <w:r>
         <w:rPr>
@@ -5888,11 +5939,638 @@
       <w:r>
         <w:rPr>
           <w:rFonts w:ascii="Arial" w:hAnsi="Arial" w:cs="Arial"/>
-          <w:sz w:val="22"/>
-          <w:lang w:val="pt-BR"/>
-        </w:rPr>
-        <w:t>Orientação aos Grupos dos Seminários 5, 6, 7 e 8.</w:t>
-      </w:r>
+          <w:i/>
+          <w:sz w:val="22"/>
+          <w:lang w:val="pt-BR"/>
+        </w:rPr>
+        <w:t>SEMINÁRIO 1 - Saúde: Modelo dos Múltiplos Fluxos.</w:t>
+      </w:r>
+    </w:p>
+    <w:p>
+      <w:pPr>
+        <w:keepNext/>
+        <w:rPr>
+          <w:rFonts w:ascii="Arial" w:hAnsi="Arial" w:cs="Arial"/>
+          <w:sz w:val="22"/>
+          <w:lang w:val="pt-BR"/>
+        </w:rPr>
+      </w:pPr>
+      <w:r>
+        <w:rPr>
+          <w:rFonts w:ascii="Arial" w:hAnsi="Arial" w:cs="Arial"/>
+          <w:b/>
+          <w:sz w:val="22"/>
+          <w:lang w:val="pt-BR"/>
+        </w:rPr>
+        <w:t>11</w:t>
+      </w:r>
+      <w:r>
+        <w:rPr>
+          <w:rFonts w:ascii="Arial" w:hAnsi="Arial" w:cs="Arial"/>
+          <w:b/>
+          <w:sz w:val="22"/>
+          <w:lang w:val="pt-BR"/>
+        </w:rPr>
+        <w:t>/</w:t>
+      </w:r>
+      <w:r>
+        <w:rPr>
+          <w:rFonts w:ascii="Arial" w:hAnsi="Arial" w:cs="Arial"/>
+          <w:b/>
+          <w:sz w:val="22"/>
+          <w:lang w:val="pt-BR"/>
+        </w:rPr>
+        <w:t>11</w:t>
+      </w:r>
+      <w:r>
+        <w:rPr>
+          <w:rFonts w:ascii="Arial" w:hAnsi="Arial" w:cs="Arial"/>
+          <w:b/>
+          <w:sz w:val="22"/>
+          <w:lang w:val="pt-BR"/>
+        </w:rPr>
+        <w:t xml:space="preserve"> - AULA 2</w:t>
+      </w:r>
+      <w:r>
+        <w:rPr>
+          <w:rFonts w:ascii="Arial" w:hAnsi="Arial" w:cs="Arial"/>
+          <w:b/>
+          <w:sz w:val="22"/>
+          <w:lang w:val="pt-BR"/>
+        </w:rPr>
+        <w:t>2</w:t>
+      </w:r>
+      <w:r>
+        <w:rPr>
+          <w:rFonts w:ascii="Arial" w:hAnsi="Arial" w:cs="Arial"/>
+          <w:b/>
+          <w:sz w:val="22"/>
+          <w:lang w:val="pt-BR"/>
+        </w:rPr>
+        <w:t xml:space="preserve">. </w:t>
+      </w:r>
+      <w:r>
+        <w:rPr>
+          <w:rFonts w:ascii="Arial" w:hAnsi="Arial" w:cs="Arial"/>
+          <w:i/>
+          <w:sz w:val="22"/>
+          <w:lang w:val="pt-BR"/>
+        </w:rPr>
+        <w:t xml:space="preserve">SEMINÁRIO 2 - </w:t>
+      </w:r>
+      <w:r>
+        <w:rPr>
+          <w:rFonts w:ascii="Arial" w:hAnsi="Arial" w:cs="Arial"/>
+          <w:b/>
+          <w:bCs/>
+          <w:i/>
+          <w:sz w:val="22"/>
+          <w:lang w:val="pt-BR"/>
+        </w:rPr>
+        <w:t>Educação</w:t>
+      </w:r>
+      <w:r>
+        <w:rPr>
+          <w:rFonts w:ascii="Arial" w:hAnsi="Arial" w:cs="Arial"/>
+          <w:i/>
+          <w:sz w:val="22"/>
+          <w:lang w:val="pt-BR"/>
+        </w:rPr>
+        <w:t>: Modelo de Equilíbrio Pontuado.</w:t>
+      </w:r>
+    </w:p>
+    <w:p>
+      <w:pPr>
+        <w:keepNext/>
+        <w:rPr>
+          <w:rFonts w:ascii="Arial" w:hAnsi="Arial" w:cs="Arial"/>
+          <w:b/>
+          <w:sz w:val="22"/>
+          <w:lang w:val="pt-BR"/>
+        </w:rPr>
+      </w:pPr>
+      <w:r>
+        <w:rPr>
+          <w:rFonts w:ascii="Arial" w:hAnsi="Arial" w:cs="Arial"/>
+          <w:b/>
+          <w:sz w:val="22"/>
+          <w:lang w:val="pt-BR"/>
+        </w:rPr>
+        <w:t>16</w:t>
+      </w:r>
+      <w:r>
+        <w:rPr>
+          <w:rFonts w:ascii="Arial" w:hAnsi="Arial" w:cs="Arial"/>
+          <w:b/>
+          <w:sz w:val="22"/>
+          <w:lang w:val="pt-BR"/>
+        </w:rPr>
+        <w:t>/</w:t>
+      </w:r>
+      <w:r>
+        <w:rPr>
+          <w:rFonts w:ascii="Arial" w:hAnsi="Arial" w:cs="Arial"/>
+          <w:b/>
+          <w:sz w:val="22"/>
+          <w:lang w:val="pt-BR"/>
+        </w:rPr>
+        <w:t>11</w:t>
+      </w:r>
+      <w:r>
+        <w:rPr>
+          <w:rFonts w:ascii="Arial" w:hAnsi="Arial" w:cs="Arial"/>
+          <w:b/>
+          <w:sz w:val="22"/>
+          <w:lang w:val="pt-BR"/>
+        </w:rPr>
+        <w:t xml:space="preserve"> - AULA 2</w:t>
+      </w:r>
+      <w:r>
+        <w:rPr>
+          <w:rFonts w:ascii="Arial" w:hAnsi="Arial" w:cs="Arial"/>
+          <w:b/>
+          <w:sz w:val="22"/>
+          <w:lang w:val="pt-BR"/>
+        </w:rPr>
+        <w:t>3</w:t>
+      </w:r>
+      <w:r>
+        <w:rPr>
+          <w:rFonts w:ascii="Arial" w:hAnsi="Arial" w:cs="Arial"/>
+          <w:b/>
+          <w:sz w:val="22"/>
+          <w:lang w:val="pt-BR"/>
+        </w:rPr>
+        <w:t xml:space="preserve">. </w:t>
+      </w:r>
+      <w:r>
+        <w:rPr>
+          <w:rFonts w:ascii="Arial" w:hAnsi="Arial" w:cs="Arial"/>
+          <w:i/>
+          <w:sz w:val="22"/>
+          <w:lang w:val="pt-BR"/>
+        </w:rPr>
+        <w:t>SEMINÁRIO 3</w:t>
+      </w:r>
+      <w:r>
+        <w:rPr>
+          <w:rFonts w:ascii="Arial" w:hAnsi="Arial" w:cs="Arial"/>
+          <w:i/>
+          <w:sz w:val="22"/>
+          <w:lang w:val="pt-BR"/>
+        </w:rPr>
+        <w:t xml:space="preserve"> - </w:t>
+      </w:r>
+      <w:r>
+        <w:rPr>
+          <w:rFonts w:ascii="Arial" w:hAnsi="Arial" w:cs="Arial"/>
+          <w:i/>
+          <w:sz w:val="22"/>
+          <w:lang w:val="pt-BR"/>
+        </w:rPr>
+        <w:t>Meio Ambiente: Modelo Sistêmico</w:t>
+      </w:r>
+      <w:r>
+        <w:rPr>
+          <w:rFonts w:ascii="Arial" w:hAnsi="Arial" w:cs="Arial"/>
+          <w:i/>
+          <w:sz w:val="22"/>
+          <w:lang w:val="pt-BR"/>
+        </w:rPr>
+        <w:br/>
+      </w:r>
+      <w:r>
+        <w:rPr>
+          <w:rFonts w:ascii="Arial" w:hAnsi="Arial" w:cs="Arial"/>
+          <w:b/>
+          <w:sz w:val="22"/>
+          <w:lang w:val="pt-BR"/>
+        </w:rPr>
+        <w:t>18</w:t>
+      </w:r>
+      <w:r>
+        <w:rPr>
+          <w:rFonts w:ascii="Arial" w:hAnsi="Arial" w:cs="Arial"/>
+          <w:b/>
+          <w:sz w:val="22"/>
+          <w:lang w:val="pt-BR"/>
+        </w:rPr>
+        <w:t>/</w:t>
+      </w:r>
+      <w:r>
+        <w:rPr>
+          <w:rFonts w:ascii="Arial" w:hAnsi="Arial" w:cs="Arial"/>
+          <w:b/>
+          <w:sz w:val="22"/>
+          <w:lang w:val="pt-BR"/>
+        </w:rPr>
+        <w:t>11</w:t>
+      </w:r>
+      <w:r>
+        <w:rPr>
+          <w:rFonts w:ascii="Arial" w:hAnsi="Arial" w:cs="Arial"/>
+          <w:b/>
+          <w:sz w:val="22"/>
+          <w:lang w:val="pt-BR"/>
+        </w:rPr>
+        <w:t xml:space="preserve"> - AULA 2</w:t>
+      </w:r>
+      <w:r>
+        <w:rPr>
+          <w:rFonts w:ascii="Arial" w:hAnsi="Arial" w:cs="Arial"/>
+          <w:b/>
+          <w:sz w:val="22"/>
+          <w:lang w:val="pt-BR"/>
+        </w:rPr>
+        <w:t>4</w:t>
+      </w:r>
+      <w:r>
+        <w:rPr>
+          <w:rFonts w:ascii="Arial" w:hAnsi="Arial" w:cs="Arial"/>
+          <w:b/>
+          <w:sz w:val="22"/>
+          <w:lang w:val="pt-BR"/>
+        </w:rPr>
+        <w:t xml:space="preserve">. </w:t>
+      </w:r>
+      <w:r>
+        <w:rPr>
+          <w:rFonts w:ascii="Arial" w:hAnsi="Arial" w:cs="Arial"/>
+          <w:i/>
+          <w:sz w:val="22"/>
+          <w:lang w:val="pt-BR"/>
+        </w:rPr>
+        <w:t>SEMINÁRIO 4 - Segurança Pública: Modelo Incremental.</w:t>
+      </w:r>
+    </w:p>
+    <w:p>
+      <w:pPr>
+        <w:keepNext/>
+        <w:jc w:val="center"/>
+        <w:rPr>
+          <w:rFonts w:ascii="Arial" w:hAnsi="Arial" w:cs="Arial"/>
+          <w:b/>
+          <w:bCs/>
+          <w:iCs/>
+          <w:sz w:val="22"/>
+          <w:lang w:val="pt-BR"/>
+        </w:rPr>
+      </w:pPr>
+    </w:p>
+    <w:p>
+      <w:pPr>
+        <w:keepNext/>
+        <w:jc w:val="center"/>
+        <w:rPr>
+          <w:rFonts w:ascii="Arial" w:hAnsi="Arial" w:cs="Arial"/>
+          <w:b/>
+          <w:bCs/>
+          <w:iCs/>
+          <w:sz w:val="22"/>
+          <w:lang w:val="pt-BR"/>
+        </w:rPr>
+      </w:pPr>
+      <w:r>
+        <w:rPr>
+          <w:rFonts w:ascii="Arial" w:hAnsi="Arial" w:cs="Arial"/>
+          <w:b/>
+          <w:bCs/>
+          <w:iCs/>
+          <w:sz w:val="22"/>
+          <w:lang w:val="pt-BR"/>
+        </w:rPr>
+        <w:t>Seminários</w:t>
+      </w:r>
+      <w:r>
+        <w:rPr>
+          <w:rFonts w:ascii="Arial" w:hAnsi="Arial" w:cs="Arial"/>
+          <w:b/>
+          <w:bCs/>
+          <w:iCs/>
+          <w:sz w:val="22"/>
+          <w:lang w:val="pt-BR"/>
+        </w:rPr>
+        <w:t xml:space="preserve"> Habitação, Emprego, Gestão Pública e Educação</w:t>
+      </w:r>
+      <w:r>
+        <w:rPr>
+          <w:rFonts w:ascii="Arial" w:hAnsi="Arial" w:cs="Arial"/>
+          <w:b/>
+          <w:bCs/>
+          <w:iCs/>
+          <w:sz w:val="22"/>
+          <w:lang w:val="pt-BR"/>
+        </w:rPr>
+        <w:t xml:space="preserve"> (40%)</w:t>
+      </w:r>
+    </w:p>
+    <w:p>
+      <w:pPr>
+        <w:keepNext/>
+        <w:rPr>
+          <w:rFonts w:ascii="Arial" w:hAnsi="Arial" w:cs="Arial"/>
+          <w:b/>
+          <w:sz w:val="22"/>
+          <w:lang w:val="pt-BR"/>
+        </w:rPr>
+      </w:pPr>
+      <w:r>
+        <w:rPr>
+          <w:rFonts w:ascii="Arial" w:hAnsi="Arial" w:cs="Arial"/>
+          <w:b/>
+          <w:sz w:val="22"/>
+          <w:lang w:val="pt-BR"/>
+        </w:rPr>
+        <w:t xml:space="preserve">23/11 - </w:t>
+      </w:r>
+      <w:r>
+        <w:rPr>
+          <w:rFonts w:ascii="Arial" w:hAnsi="Arial" w:cs="Arial"/>
+          <w:b/>
+          <w:sz w:val="22"/>
+          <w:lang w:val="pt-BR"/>
+        </w:rPr>
+        <w:t>AULA</w:t>
+      </w:r>
+      <w:r>
+        <w:rPr>
+          <w:rFonts w:ascii="Arial" w:hAnsi="Arial" w:cs="Arial"/>
+          <w:b/>
+          <w:sz w:val="22"/>
+          <w:lang w:val="pt-BR"/>
+        </w:rPr>
+        <w:t xml:space="preserve"> </w:t>
+      </w:r>
+      <w:r>
+        <w:rPr>
+          <w:rFonts w:ascii="Arial" w:hAnsi="Arial" w:cs="Arial"/>
+          <w:b/>
+          <w:sz w:val="22"/>
+          <w:lang w:val="pt-BR"/>
+        </w:rPr>
+        <w:t>2</w:t>
+      </w:r>
+      <w:r>
+        <w:rPr>
+          <w:rFonts w:ascii="Arial" w:hAnsi="Arial" w:cs="Arial"/>
+          <w:b/>
+          <w:sz w:val="22"/>
+          <w:lang w:val="pt-BR"/>
+        </w:rPr>
+        <w:t>5.</w:t>
+      </w:r>
+      <w:r>
+        <w:rPr>
+          <w:rFonts w:ascii="Arial" w:hAnsi="Arial" w:cs="Arial"/>
+          <w:sz w:val="22"/>
+          <w:lang w:val="pt-BR"/>
+        </w:rPr>
+        <w:t xml:space="preserve"> </w:t>
+      </w:r>
+      <w:r>
+        <w:rPr>
+          <w:rFonts w:ascii="Arial" w:hAnsi="Arial" w:cs="Arial"/>
+          <w:i/>
+          <w:sz w:val="22"/>
+          <w:lang w:val="pt-BR"/>
+        </w:rPr>
+        <w:t xml:space="preserve">SEMINÁRIO </w:t>
+      </w:r>
+      <w:r>
+        <w:rPr>
+          <w:rFonts w:ascii="Arial" w:hAnsi="Arial" w:cs="Arial"/>
+          <w:i/>
+          <w:sz w:val="22"/>
+          <w:lang w:val="pt-BR"/>
+        </w:rPr>
+        <w:t xml:space="preserve">5 </w:t>
+      </w:r>
+      <w:r>
+        <w:rPr>
+          <w:rFonts w:ascii="Arial" w:hAnsi="Arial" w:cs="Arial"/>
+          <w:i/>
+          <w:sz w:val="22"/>
+          <w:lang w:val="pt-BR"/>
+        </w:rPr>
+        <w:t>Habitação: Modelo de Processo</w:t>
+      </w:r>
+    </w:p>
+    <w:p>
+      <w:pPr>
+        <w:keepNext/>
+        <w:rPr>
+          <w:rFonts w:ascii="Arial" w:hAnsi="Arial" w:cs="Arial"/>
+          <w:sz w:val="22"/>
+          <w:lang w:val="pt-BR"/>
+        </w:rPr>
+      </w:pPr>
+      <w:r>
+        <w:rPr>
+          <w:rFonts w:ascii="Arial" w:hAnsi="Arial" w:cs="Arial"/>
+          <w:b/>
+          <w:sz w:val="22"/>
+          <w:lang w:val="pt-BR"/>
+        </w:rPr>
+        <w:t>25/11 - AULA 26.</w:t>
+      </w:r>
+      <w:r>
+        <w:rPr>
+          <w:rFonts w:ascii="Arial" w:hAnsi="Arial" w:cs="Arial"/>
+          <w:i/>
+          <w:sz w:val="22"/>
+          <w:lang w:val="pt-BR"/>
+        </w:rPr>
+        <w:t xml:space="preserve"> </w:t>
+      </w:r>
+      <w:r>
+        <w:rPr>
+          <w:rFonts w:ascii="Arial" w:hAnsi="Arial" w:cs="Arial"/>
+          <w:i/>
+          <w:sz w:val="22"/>
+          <w:lang w:val="pt-BR"/>
+        </w:rPr>
+        <w:t xml:space="preserve">SEMINÁRIO </w:t>
+      </w:r>
+      <w:r>
+        <w:rPr>
+          <w:rFonts w:ascii="Arial" w:hAnsi="Arial" w:cs="Arial"/>
+          <w:i/>
+          <w:sz w:val="22"/>
+          <w:lang w:val="pt-BR"/>
+        </w:rPr>
+        <w:t xml:space="preserve">6 </w:t>
+      </w:r>
+      <w:r>
+        <w:rPr>
+          <w:rFonts w:ascii="Arial" w:hAnsi="Arial" w:cs="Arial"/>
+          <w:i/>
+          <w:sz w:val="22"/>
+          <w:lang w:val="pt-BR"/>
+        </w:rPr>
+        <w:t>Emprego: Modelo do Equilíbrio Gera</w:t>
+      </w:r>
+      <w:r>
+        <w:rPr>
+          <w:rFonts w:ascii="Arial" w:hAnsi="Arial" w:cs="Arial"/>
+          <w:i/>
+          <w:sz w:val="22"/>
+          <w:lang w:val="pt-BR"/>
+        </w:rPr>
+        <w:t>l</w:t>
+      </w:r>
+    </w:p>
+    <w:p>
+      <w:pPr>
+        <w:keepNext/>
+        <w:rPr>
+          <w:rFonts w:ascii="Arial" w:hAnsi="Arial" w:cs="Arial"/>
+          <w:b/>
+          <w:bCs/>
+          <w:iCs/>
+          <w:sz w:val="22"/>
+          <w:lang w:val="pt-BR"/>
+        </w:rPr>
+      </w:pPr>
+      <w:r>
+        <w:rPr>
+          <w:rFonts w:ascii="Arial" w:hAnsi="Arial" w:cs="Arial"/>
+          <w:b/>
+          <w:bCs/>
+          <w:iCs/>
+          <w:sz w:val="22"/>
+          <w:lang w:val="pt-BR"/>
+        </w:rPr>
+        <w:t>30/11</w:t>
+      </w:r>
+      <w:r>
+        <w:rPr>
+          <w:rFonts w:ascii="Arial" w:hAnsi="Arial" w:cs="Arial"/>
+          <w:b/>
+          <w:bCs/>
+          <w:iCs/>
+          <w:sz w:val="22"/>
+          <w:lang w:val="pt-BR"/>
+        </w:rPr>
+        <w:t xml:space="preserve"> - AULA 27.</w:t>
+      </w:r>
+      <w:r>
+        <w:rPr>
+          <w:rFonts w:ascii="Arial" w:hAnsi="Arial" w:cs="Arial"/>
+          <w:i/>
+          <w:sz w:val="22"/>
+          <w:lang w:val="pt-BR"/>
+        </w:rPr>
+        <w:t xml:space="preserve"> </w:t>
+      </w:r>
+      <w:r>
+        <w:rPr>
+          <w:rFonts w:ascii="Arial" w:hAnsi="Arial" w:cs="Arial"/>
+          <w:i/>
+          <w:sz w:val="22"/>
+          <w:lang w:val="pt-BR"/>
+        </w:rPr>
+        <w:t xml:space="preserve">SEMINÁRIO </w:t>
+      </w:r>
+      <w:r>
+        <w:rPr>
+          <w:rFonts w:ascii="Arial" w:hAnsi="Arial" w:cs="Arial"/>
+          <w:i/>
+          <w:sz w:val="22"/>
+          <w:lang w:val="pt-BR"/>
+        </w:rPr>
+        <w:t xml:space="preserve">7 </w:t>
+      </w:r>
+      <w:r>
+        <w:rPr>
+          <w:rFonts w:ascii="Arial" w:hAnsi="Arial" w:cs="Arial"/>
+          <w:i/>
+          <w:sz w:val="22"/>
+          <w:lang w:val="pt-BR"/>
+        </w:rPr>
+        <w:t>Gestão Pública: Modelo de Difusão</w:t>
+      </w:r>
+    </w:p>
+    <w:p>
+      <w:pPr>
+        <w:keepNext/>
+        <w:rPr>
+          <w:rFonts w:ascii="Arial" w:hAnsi="Arial" w:cs="Arial"/>
+          <w:b/>
+          <w:bCs/>
+          <w:iCs/>
+          <w:sz w:val="22"/>
+          <w:lang w:val="pt-BR"/>
+        </w:rPr>
+      </w:pPr>
+      <w:r>
+        <w:rPr>
+          <w:rFonts w:ascii="Arial" w:hAnsi="Arial" w:cs="Arial"/>
+          <w:b/>
+          <w:bCs/>
+          <w:iCs/>
+          <w:sz w:val="22"/>
+          <w:lang w:val="pt-BR"/>
+        </w:rPr>
+        <w:t>02/12 - AULA 28.</w:t>
+      </w:r>
+      <w:r>
+        <w:rPr>
+          <w:rFonts w:ascii="Arial" w:hAnsi="Arial" w:cs="Arial"/>
+          <w:i/>
+          <w:sz w:val="22"/>
+          <w:lang w:val="pt-BR"/>
+        </w:rPr>
+        <w:t xml:space="preserve"> </w:t>
+      </w:r>
+      <w:r>
+        <w:rPr>
+          <w:rFonts w:ascii="Arial" w:hAnsi="Arial" w:cs="Arial"/>
+          <w:i/>
+          <w:sz w:val="22"/>
+          <w:lang w:val="pt-BR"/>
+        </w:rPr>
+        <w:t>SEMINÁRIO 8</w:t>
+      </w:r>
+      <w:r>
+        <w:rPr>
+          <w:rFonts w:ascii="Arial" w:hAnsi="Arial" w:cs="Arial"/>
+          <w:i/>
+          <w:sz w:val="22"/>
+          <w:lang w:val="pt-BR"/>
+        </w:rPr>
+        <w:t xml:space="preserve"> </w:t>
+      </w:r>
+      <w:r>
+        <w:rPr>
+          <w:rFonts w:ascii="Arial" w:hAnsi="Arial" w:cs="Arial"/>
+          <w:b/>
+          <w:bCs/>
+          <w:i/>
+          <w:sz w:val="22"/>
+          <w:lang w:val="pt-BR"/>
+        </w:rPr>
+        <w:t>Educação</w:t>
+      </w:r>
+      <w:r>
+        <w:rPr>
+          <w:rFonts w:ascii="Arial" w:hAnsi="Arial" w:cs="Arial"/>
+          <w:i/>
+          <w:sz w:val="22"/>
+          <w:lang w:val="pt-BR"/>
+        </w:rPr>
+        <w:t xml:space="preserve">: Modelo </w:t>
+      </w:r>
+      <w:proofErr w:type="spellStart"/>
+      <w:r>
+        <w:rPr>
+          <w:rFonts w:ascii="Arial" w:hAnsi="Arial" w:cs="Arial"/>
+          <w:i/>
+          <w:sz w:val="22"/>
+          <w:lang w:val="pt-BR"/>
+        </w:rPr>
+        <w:t>Neoinstitucional</w:t>
+      </w:r>
+      <w:proofErr w:type="spellEnd"/>
     </w:p>
     <w:p>
       <w:pPr>
@@ -5910,7 +6588,7 @@
     </w:p>
     <w:p>
       <w:pPr>
-        <w:keepNext/>
+        <w:keepLines/>
         <w:rPr>
           <w:rFonts w:ascii="Arial" w:hAnsi="Arial" w:cs="Arial"/>
           <w:sz w:val="22"/>
@@ -5920,13 +6598,62 @@
     </w:p>
     <w:p>
       <w:pPr>
-        <w:keepLines/>
-        <w:rPr>
-          <w:rFonts w:ascii="Arial" w:hAnsi="Arial" w:cs="Arial"/>
-          <w:sz w:val="22"/>
-          <w:lang w:val="pt-BR"/>
-        </w:rPr>
-      </w:pPr>
+        <w:keepNext/>
+        <w:rPr>
+          <w:rFonts w:ascii="Arial" w:hAnsi="Arial" w:cs="Arial"/>
+          <w:i/>
+          <w:sz w:val="22"/>
+          <w:lang w:val="pt-BR"/>
+        </w:rPr>
+      </w:pPr>
+      <w:r>
+        <w:rPr>
+          <w:rFonts w:ascii="Arial" w:hAnsi="Arial" w:cs="Arial"/>
+          <w:b/>
+          <w:bCs/>
+          <w:iCs/>
+          <w:sz w:val="22"/>
+          <w:lang w:val="pt-BR"/>
+        </w:rPr>
+        <w:t>07/12 - AULA 29.</w:t>
+      </w:r>
+      <w:r>
+        <w:rPr>
+          <w:rFonts w:ascii="Arial" w:hAnsi="Arial" w:cs="Arial"/>
+          <w:i/>
+          <w:sz w:val="22"/>
+          <w:lang w:val="pt-BR"/>
+        </w:rPr>
+        <w:t xml:space="preserve"> </w:t>
+      </w:r>
+      <w:r>
+        <w:rPr>
+          <w:rFonts w:ascii="Arial" w:hAnsi="Arial" w:cs="Arial"/>
+          <w:i/>
+          <w:sz w:val="22"/>
+          <w:lang w:val="pt-BR"/>
+        </w:rPr>
+        <w:t xml:space="preserve"> </w:t>
+      </w:r>
+      <w:r>
+        <w:rPr>
+          <w:rFonts w:ascii="Arial" w:hAnsi="Arial" w:cs="Arial"/>
+          <w:b/>
+          <w:sz w:val="22"/>
+          <w:lang w:val="pt-BR"/>
+        </w:rPr>
+        <w:t xml:space="preserve">Atividade assíncrona: </w:t>
+      </w:r>
+      <w:r>
+        <w:rPr>
+          <w:rFonts w:ascii="Arial" w:hAnsi="Arial" w:cs="Arial"/>
+          <w:b/>
+          <w:color w:val="8064A2" w:themeColor="accent4"/>
+          <w:sz w:val="22"/>
+          <w:lang w:val="pt-BR"/>
+        </w:rPr>
+        <w:t>Exercício de Participação 2 (10%).</w:t>
+      </w:r>
     </w:p>
     <w:p>
       <w:pPr>
@@ -5947,18 +6674,24 @@
         <w:keepNext/>
         <w:rPr>
           <w:rFonts w:ascii="Arial" w:hAnsi="Arial" w:cs="Arial"/>
+          <w:i/>
+          <w:sz w:val="22"/>
+          <w:lang w:val="pt-BR"/>
+        </w:rPr>
+      </w:pPr>
+      <w:r>
+        <w:rPr>
+          <w:rFonts w:ascii="Arial" w:hAnsi="Arial" w:cs="Arial"/>
           <w:b/>
           <w:bCs/>
           <w:iCs/>
           <w:sz w:val="22"/>
           <w:lang w:val="pt-BR"/>
         </w:rPr>
-      </w:pPr>
-    </w:p>
-    <w:p>
-      <w:pPr>
-        <w:keepNext/>
-        <w:jc w:val="center"/>
+        <w:br/>
+        <w:t xml:space="preserve">09/12 - AULA 30. </w:t>
+      </w:r>
+      <w:r>
         <w:rPr>
           <w:rFonts w:ascii="Arial" w:hAnsi="Arial" w:cs="Arial"/>
           <w:b/>
@@ -5967,743 +6700,8 @@
           <w:sz w:val="22"/>
           <w:lang w:val="pt-BR"/>
         </w:rPr>
-      </w:pPr>
-      <w:r>
-        <w:rPr>
-          <w:rFonts w:ascii="Arial" w:hAnsi="Arial" w:cs="Arial"/>
-          <w:b/>
-          <w:bCs/>
-          <w:iCs/>
-          <w:sz w:val="22"/>
-          <w:lang w:val="pt-BR"/>
-        </w:rPr>
-        <w:t>Seminários</w:t>
-      </w:r>
-      <w:r>
-        <w:rPr>
-          <w:rFonts w:ascii="Arial" w:hAnsi="Arial" w:cs="Arial"/>
-          <w:b/>
-          <w:bCs/>
-          <w:iCs/>
-          <w:sz w:val="22"/>
-          <w:lang w:val="pt-BR"/>
-        </w:rPr>
-        <w:t xml:space="preserve"> Saúde, Educação, Meio Ambiente, Segurança Pública</w:t>
-      </w:r>
-      <w:r>
-        <w:rPr>
-          <w:rFonts w:ascii="Arial" w:hAnsi="Arial" w:cs="Arial"/>
-          <w:b/>
-          <w:bCs/>
-          <w:iCs/>
-          <w:sz w:val="22"/>
-          <w:lang w:val="pt-BR"/>
-        </w:rPr>
-        <w:t xml:space="preserve"> (40%)</w:t>
-      </w:r>
-    </w:p>
-    <w:p>
-      <w:pPr>
-        <w:keepNext/>
-        <w:rPr>
-          <w:rFonts w:ascii="Arial" w:hAnsi="Arial" w:cs="Arial"/>
-          <w:i/>
-          <w:sz w:val="22"/>
-          <w:lang w:val="pt-BR"/>
-        </w:rPr>
-      </w:pPr>
-      <w:r>
-        <w:rPr>
-          <w:rFonts w:ascii="Arial" w:hAnsi="Arial" w:cs="Arial"/>
-          <w:b/>
-          <w:bCs/>
-          <w:iCs/>
-          <w:sz w:val="22"/>
-          <w:lang w:val="pt-BR"/>
-        </w:rPr>
-        <w:br/>
-      </w:r>
-      <w:r>
-        <w:rPr>
-          <w:rFonts w:ascii="Arial" w:hAnsi="Arial" w:cs="Arial"/>
-          <w:b/>
-          <w:sz w:val="22"/>
-          <w:lang w:val="pt-BR"/>
-        </w:rPr>
-        <w:t xml:space="preserve">09/11 - </w:t>
-      </w:r>
-      <w:r>
-        <w:rPr>
-          <w:rFonts w:ascii="Arial" w:hAnsi="Arial" w:cs="Arial"/>
-          <w:b/>
-          <w:sz w:val="22"/>
-          <w:lang w:val="pt-BR"/>
-        </w:rPr>
-        <w:t>AULA 2</w:t>
-      </w:r>
-      <w:r>
-        <w:rPr>
-          <w:rFonts w:ascii="Arial" w:hAnsi="Arial" w:cs="Arial"/>
-          <w:b/>
-          <w:sz w:val="22"/>
-          <w:lang w:val="pt-BR"/>
-        </w:rPr>
-        <w:t>1</w:t>
-      </w:r>
-      <w:r>
-        <w:rPr>
-          <w:rFonts w:ascii="Arial" w:hAnsi="Arial" w:cs="Arial"/>
-          <w:b/>
-          <w:sz w:val="22"/>
-          <w:lang w:val="pt-BR"/>
-        </w:rPr>
-        <w:t xml:space="preserve">. </w:t>
-      </w:r>
-      <w:r>
-        <w:rPr>
-          <w:rFonts w:ascii="Arial" w:hAnsi="Arial" w:cs="Arial"/>
-          <w:i/>
-          <w:sz w:val="22"/>
-          <w:lang w:val="pt-BR"/>
-        </w:rPr>
-        <w:t>SEMINÁRIO 1 - Saúde: Modelo dos Múltiplos Fluxos.</w:t>
-      </w:r>
-    </w:p>
-    <w:p>
-      <w:pPr>
-        <w:keepNext/>
-        <w:rPr>
-          <w:rFonts w:ascii="Arial" w:hAnsi="Arial" w:cs="Arial"/>
-          <w:sz w:val="22"/>
-          <w:lang w:val="pt-BR"/>
-        </w:rPr>
-      </w:pPr>
-      <w:r>
-        <w:rPr>
-          <w:rFonts w:ascii="Arial" w:hAnsi="Arial" w:cs="Arial"/>
-          <w:b/>
-          <w:sz w:val="22"/>
-          <w:lang w:val="pt-BR"/>
-        </w:rPr>
-        <w:t>11</w:t>
-      </w:r>
-      <w:r>
-        <w:rPr>
-          <w:rFonts w:ascii="Arial" w:hAnsi="Arial" w:cs="Arial"/>
-          <w:b/>
-          <w:sz w:val="22"/>
-          <w:lang w:val="pt-BR"/>
-        </w:rPr>
-        <w:t>/</w:t>
-      </w:r>
-      <w:r>
-        <w:rPr>
-          <w:rFonts w:ascii="Arial" w:hAnsi="Arial" w:cs="Arial"/>
-          <w:b/>
-          <w:sz w:val="22"/>
-          <w:lang w:val="pt-BR"/>
-        </w:rPr>
-        <w:t>11</w:t>
-      </w:r>
-      <w:r>
-        <w:rPr>
-          <w:rFonts w:ascii="Arial" w:hAnsi="Arial" w:cs="Arial"/>
-          <w:b/>
-          <w:sz w:val="22"/>
-          <w:lang w:val="pt-BR"/>
-        </w:rPr>
-        <w:t xml:space="preserve"> - AULA 2</w:t>
-      </w:r>
-      <w:r>
-        <w:rPr>
-          <w:rFonts w:ascii="Arial" w:hAnsi="Arial" w:cs="Arial"/>
-          <w:b/>
-          <w:sz w:val="22"/>
-          <w:lang w:val="pt-BR"/>
-        </w:rPr>
-        <w:t>2</w:t>
-      </w:r>
-      <w:r>
-        <w:rPr>
-          <w:rFonts w:ascii="Arial" w:hAnsi="Arial" w:cs="Arial"/>
-          <w:b/>
-          <w:sz w:val="22"/>
-          <w:lang w:val="pt-BR"/>
-        </w:rPr>
-        <w:t xml:space="preserve">. </w:t>
-      </w:r>
-      <w:r>
-        <w:rPr>
-          <w:rFonts w:ascii="Arial" w:hAnsi="Arial" w:cs="Arial"/>
-          <w:i/>
-          <w:sz w:val="22"/>
-          <w:lang w:val="pt-BR"/>
-        </w:rPr>
-        <w:t xml:space="preserve">SEMINÁRIO 2 - </w:t>
-      </w:r>
-      <w:r>
-        <w:rPr>
-          <w:rFonts w:ascii="Arial" w:hAnsi="Arial" w:cs="Arial"/>
-          <w:b/>
-          <w:bCs/>
-          <w:i/>
-          <w:sz w:val="22"/>
-          <w:lang w:val="pt-BR"/>
-        </w:rPr>
-        <w:t>Educação</w:t>
-      </w:r>
-      <w:r>
-        <w:rPr>
-          <w:rFonts w:ascii="Arial" w:hAnsi="Arial" w:cs="Arial"/>
-          <w:i/>
-          <w:sz w:val="22"/>
-          <w:lang w:val="pt-BR"/>
-        </w:rPr>
-        <w:t>: Modelo de Equilíbrio Pontuado.</w:t>
-      </w:r>
-    </w:p>
-    <w:p>
-      <w:pPr>
-        <w:keepNext/>
-        <w:rPr>
-          <w:rFonts w:ascii="Arial" w:hAnsi="Arial" w:cs="Arial"/>
-          <w:b/>
-          <w:sz w:val="22"/>
-          <w:lang w:val="pt-BR"/>
-        </w:rPr>
-      </w:pPr>
-      <w:r>
-        <w:rPr>
-          <w:rFonts w:ascii="Arial" w:hAnsi="Arial" w:cs="Arial"/>
-          <w:b/>
-          <w:sz w:val="22"/>
-          <w:lang w:val="pt-BR"/>
-        </w:rPr>
-        <w:t>16</w:t>
-      </w:r>
-      <w:r>
-        <w:rPr>
-          <w:rFonts w:ascii="Arial" w:hAnsi="Arial" w:cs="Arial"/>
-          <w:b/>
-          <w:sz w:val="22"/>
-          <w:lang w:val="pt-BR"/>
-        </w:rPr>
-        <w:t>/</w:t>
-      </w:r>
-      <w:r>
-        <w:rPr>
-          <w:rFonts w:ascii="Arial" w:hAnsi="Arial" w:cs="Arial"/>
-          <w:b/>
-          <w:sz w:val="22"/>
-          <w:lang w:val="pt-BR"/>
-        </w:rPr>
-        <w:t>11</w:t>
-      </w:r>
-      <w:r>
-        <w:rPr>
-          <w:rFonts w:ascii="Arial" w:hAnsi="Arial" w:cs="Arial"/>
-          <w:b/>
-          <w:sz w:val="22"/>
-          <w:lang w:val="pt-BR"/>
-        </w:rPr>
-        <w:t xml:space="preserve"> - AULA 2</w:t>
-      </w:r>
-      <w:r>
-        <w:rPr>
-          <w:rFonts w:ascii="Arial" w:hAnsi="Arial" w:cs="Arial"/>
-          <w:b/>
-          <w:sz w:val="22"/>
-          <w:lang w:val="pt-BR"/>
-        </w:rPr>
-        <w:t>3</w:t>
-      </w:r>
-      <w:r>
-        <w:rPr>
-          <w:rFonts w:ascii="Arial" w:hAnsi="Arial" w:cs="Arial"/>
-          <w:b/>
-          <w:sz w:val="22"/>
-          <w:lang w:val="pt-BR"/>
-        </w:rPr>
-        <w:t xml:space="preserve">. </w:t>
-      </w:r>
-      <w:r>
-        <w:rPr>
-          <w:rFonts w:ascii="Arial" w:hAnsi="Arial" w:cs="Arial"/>
-          <w:i/>
-          <w:sz w:val="22"/>
-          <w:lang w:val="pt-BR"/>
-        </w:rPr>
-        <w:t>SEMINÁRIO 3</w:t>
-      </w:r>
-      <w:r>
-        <w:rPr>
-          <w:rFonts w:ascii="Arial" w:hAnsi="Arial" w:cs="Arial"/>
-          <w:i/>
-          <w:sz w:val="22"/>
-          <w:lang w:val="pt-BR"/>
-        </w:rPr>
-        <w:t xml:space="preserve"> - </w:t>
-      </w:r>
-      <w:r>
-        <w:rPr>
-          <w:rFonts w:ascii="Arial" w:hAnsi="Arial" w:cs="Arial"/>
-          <w:i/>
-          <w:sz w:val="22"/>
-          <w:lang w:val="pt-BR"/>
-        </w:rPr>
-        <w:t>Meio Ambiente: Modelo Sistêmico</w:t>
-      </w:r>
-      <w:r>
-        <w:rPr>
-          <w:rFonts w:ascii="Arial" w:hAnsi="Arial" w:cs="Arial"/>
-          <w:i/>
-          <w:sz w:val="22"/>
-          <w:lang w:val="pt-BR"/>
-        </w:rPr>
-        <w:br/>
-      </w:r>
-      <w:r>
-        <w:rPr>
-          <w:rFonts w:ascii="Arial" w:hAnsi="Arial" w:cs="Arial"/>
-          <w:b/>
-          <w:sz w:val="22"/>
-          <w:lang w:val="pt-BR"/>
-        </w:rPr>
-        <w:t>18</w:t>
-      </w:r>
-      <w:r>
-        <w:rPr>
-          <w:rFonts w:ascii="Arial" w:hAnsi="Arial" w:cs="Arial"/>
-          <w:b/>
-          <w:sz w:val="22"/>
-          <w:lang w:val="pt-BR"/>
-        </w:rPr>
-        <w:t>/</w:t>
-      </w:r>
-      <w:r>
-        <w:rPr>
-          <w:rFonts w:ascii="Arial" w:hAnsi="Arial" w:cs="Arial"/>
-          <w:b/>
-          <w:sz w:val="22"/>
-          <w:lang w:val="pt-BR"/>
-        </w:rPr>
-        <w:t>11</w:t>
-      </w:r>
-      <w:r>
-        <w:rPr>
-          <w:rFonts w:ascii="Arial" w:hAnsi="Arial" w:cs="Arial"/>
-          <w:b/>
-          <w:sz w:val="22"/>
-          <w:lang w:val="pt-BR"/>
-        </w:rPr>
-        <w:t xml:space="preserve"> - AULA 2</w:t>
-      </w:r>
-      <w:r>
-        <w:rPr>
-          <w:rFonts w:ascii="Arial" w:hAnsi="Arial" w:cs="Arial"/>
-          <w:b/>
-          <w:sz w:val="22"/>
-          <w:lang w:val="pt-BR"/>
-        </w:rPr>
-        <w:t>4</w:t>
-      </w:r>
-      <w:r>
-        <w:rPr>
-          <w:rFonts w:ascii="Arial" w:hAnsi="Arial" w:cs="Arial"/>
-          <w:b/>
-          <w:sz w:val="22"/>
-          <w:lang w:val="pt-BR"/>
-        </w:rPr>
-        <w:t xml:space="preserve">. </w:t>
-      </w:r>
-      <w:r>
-        <w:rPr>
-          <w:rFonts w:ascii="Arial" w:hAnsi="Arial" w:cs="Arial"/>
-          <w:i/>
-          <w:sz w:val="22"/>
-          <w:lang w:val="pt-BR"/>
-        </w:rPr>
-        <w:t>SEMINÁRIO 4 - Segurança Pública: Modelo Incremental.</w:t>
-      </w:r>
-    </w:p>
-    <w:p>
-      <w:pPr>
-        <w:keepNext/>
-        <w:jc w:val="center"/>
-        <w:rPr>
-          <w:rFonts w:ascii="Arial" w:hAnsi="Arial" w:cs="Arial"/>
-          <w:b/>
-          <w:bCs/>
-          <w:iCs/>
-          <w:sz w:val="22"/>
-          <w:lang w:val="pt-BR"/>
-        </w:rPr>
-      </w:pPr>
-    </w:p>
-    <w:p>
-      <w:pPr>
-        <w:keepNext/>
-        <w:jc w:val="center"/>
-        <w:rPr>
-          <w:rFonts w:ascii="Arial" w:hAnsi="Arial" w:cs="Arial"/>
-          <w:b/>
-          <w:bCs/>
-          <w:iCs/>
-          <w:sz w:val="22"/>
-          <w:lang w:val="pt-BR"/>
-        </w:rPr>
-      </w:pPr>
-      <w:r>
-        <w:rPr>
-          <w:rFonts w:ascii="Arial" w:hAnsi="Arial" w:cs="Arial"/>
-          <w:b/>
-          <w:bCs/>
-          <w:iCs/>
-          <w:sz w:val="22"/>
-          <w:lang w:val="pt-BR"/>
-        </w:rPr>
-        <w:t>Seminários</w:t>
-      </w:r>
-      <w:r>
-        <w:rPr>
-          <w:rFonts w:ascii="Arial" w:hAnsi="Arial" w:cs="Arial"/>
-          <w:b/>
-          <w:bCs/>
-          <w:iCs/>
-          <w:sz w:val="22"/>
-          <w:lang w:val="pt-BR"/>
-        </w:rPr>
-        <w:t xml:space="preserve"> Habitação, Emprego, Gestão Pública e Educação</w:t>
-      </w:r>
-      <w:r>
-        <w:rPr>
-          <w:rFonts w:ascii="Arial" w:hAnsi="Arial" w:cs="Arial"/>
-          <w:b/>
-          <w:bCs/>
-          <w:iCs/>
-          <w:sz w:val="22"/>
-          <w:lang w:val="pt-BR"/>
-        </w:rPr>
-        <w:t xml:space="preserve"> (40%)</w:t>
-      </w:r>
-    </w:p>
-    <w:p>
-      <w:pPr>
-        <w:keepNext/>
-        <w:rPr>
-          <w:rFonts w:ascii="Arial" w:hAnsi="Arial" w:cs="Arial"/>
-          <w:sz w:val="22"/>
-          <w:lang w:val="pt-BR"/>
-        </w:rPr>
-      </w:pPr>
-    </w:p>
-    <w:p>
-      <w:pPr>
-        <w:keepNext/>
-        <w:rPr>
-          <w:rFonts w:ascii="Arial" w:hAnsi="Arial" w:cs="Arial"/>
-          <w:b/>
-          <w:sz w:val="22"/>
-          <w:lang w:val="pt-BR"/>
-        </w:rPr>
-      </w:pPr>
-      <w:r>
-        <w:rPr>
-          <w:rFonts w:ascii="Arial" w:hAnsi="Arial" w:cs="Arial"/>
-          <w:b/>
-          <w:sz w:val="22"/>
-          <w:lang w:val="pt-BR"/>
-        </w:rPr>
-        <w:t xml:space="preserve">23/11 - </w:t>
-      </w:r>
-      <w:r>
-        <w:rPr>
-          <w:rFonts w:ascii="Arial" w:hAnsi="Arial" w:cs="Arial"/>
-          <w:b/>
-          <w:sz w:val="22"/>
-          <w:lang w:val="pt-BR"/>
-        </w:rPr>
-        <w:t>AULA</w:t>
-      </w:r>
-      <w:r>
-        <w:rPr>
-          <w:rFonts w:ascii="Arial" w:hAnsi="Arial" w:cs="Arial"/>
-          <w:b/>
-          <w:sz w:val="22"/>
-          <w:lang w:val="pt-BR"/>
-        </w:rPr>
-        <w:t xml:space="preserve"> </w:t>
-      </w:r>
-      <w:r>
-        <w:rPr>
-          <w:rFonts w:ascii="Arial" w:hAnsi="Arial" w:cs="Arial"/>
-          <w:b/>
-          <w:sz w:val="22"/>
-          <w:lang w:val="pt-BR"/>
-        </w:rPr>
-        <w:t>2</w:t>
-      </w:r>
-      <w:r>
-        <w:rPr>
-          <w:rFonts w:ascii="Arial" w:hAnsi="Arial" w:cs="Arial"/>
-          <w:b/>
-          <w:sz w:val="22"/>
-          <w:lang w:val="pt-BR"/>
-        </w:rPr>
-        <w:t>5.</w:t>
-      </w:r>
-      <w:r>
-        <w:rPr>
-          <w:rFonts w:ascii="Arial" w:hAnsi="Arial" w:cs="Arial"/>
-          <w:sz w:val="22"/>
-          <w:lang w:val="pt-BR"/>
-        </w:rPr>
-        <w:t xml:space="preserve"> </w:t>
-      </w:r>
-      <w:r>
-        <w:rPr>
-          <w:rFonts w:ascii="Arial" w:hAnsi="Arial" w:cs="Arial"/>
-          <w:i/>
-          <w:sz w:val="22"/>
-          <w:lang w:val="pt-BR"/>
-        </w:rPr>
-        <w:t xml:space="preserve">SEMINÁRIO </w:t>
-      </w:r>
-      <w:r>
-        <w:rPr>
-          <w:rFonts w:ascii="Arial" w:hAnsi="Arial" w:cs="Arial"/>
-          <w:i/>
-          <w:sz w:val="22"/>
-          <w:lang w:val="pt-BR"/>
-        </w:rPr>
-        <w:t xml:space="preserve">5 </w:t>
-      </w:r>
-      <w:r>
-        <w:rPr>
-          <w:rFonts w:ascii="Arial" w:hAnsi="Arial" w:cs="Arial"/>
-          <w:i/>
-          <w:sz w:val="22"/>
-          <w:lang w:val="pt-BR"/>
-        </w:rPr>
-        <w:t>Habitação: Modelo de Processo</w:t>
-      </w:r>
-    </w:p>
-    <w:p>
-      <w:pPr>
-        <w:keepNext/>
-        <w:rPr>
-          <w:rFonts w:ascii="Arial" w:hAnsi="Arial" w:cs="Arial"/>
-          <w:sz w:val="22"/>
-          <w:lang w:val="pt-BR"/>
-        </w:rPr>
-      </w:pPr>
-      <w:r>
-        <w:rPr>
-          <w:rFonts w:ascii="Arial" w:hAnsi="Arial" w:cs="Arial"/>
-          <w:b/>
-          <w:sz w:val="22"/>
-          <w:lang w:val="pt-BR"/>
-        </w:rPr>
-        <w:t>25/11 - AULA 26.</w:t>
-      </w:r>
-      <w:r>
-        <w:rPr>
-          <w:rFonts w:ascii="Arial" w:hAnsi="Arial" w:cs="Arial"/>
-          <w:i/>
-          <w:sz w:val="22"/>
-          <w:lang w:val="pt-BR"/>
-        </w:rPr>
-        <w:t xml:space="preserve"> </w:t>
-      </w:r>
-      <w:r>
-        <w:rPr>
-          <w:rFonts w:ascii="Arial" w:hAnsi="Arial" w:cs="Arial"/>
-          <w:i/>
-          <w:sz w:val="22"/>
-          <w:lang w:val="pt-BR"/>
-        </w:rPr>
-        <w:t xml:space="preserve">SEMINÁRIO </w:t>
-      </w:r>
-      <w:r>
-        <w:rPr>
-          <w:rFonts w:ascii="Arial" w:hAnsi="Arial" w:cs="Arial"/>
-          <w:i/>
-          <w:sz w:val="22"/>
-          <w:lang w:val="pt-BR"/>
-        </w:rPr>
-        <w:t xml:space="preserve">6 </w:t>
-      </w:r>
-      <w:r>
-        <w:rPr>
-          <w:rFonts w:ascii="Arial" w:hAnsi="Arial" w:cs="Arial"/>
-          <w:i/>
-          <w:sz w:val="22"/>
-          <w:lang w:val="pt-BR"/>
-        </w:rPr>
-        <w:t>Emprego: Modelo do Equilíbrio Gera</w:t>
-      </w:r>
-      <w:r>
-        <w:rPr>
-          <w:rFonts w:ascii="Arial" w:hAnsi="Arial" w:cs="Arial"/>
-          <w:i/>
-          <w:sz w:val="22"/>
-          <w:lang w:val="pt-BR"/>
-        </w:rPr>
-        <w:t>l</w:t>
-      </w:r>
-    </w:p>
-    <w:p>
-      <w:pPr>
-        <w:keepNext/>
-        <w:rPr>
-          <w:rFonts w:ascii="Arial" w:hAnsi="Arial" w:cs="Arial"/>
-          <w:b/>
-          <w:bCs/>
-          <w:iCs/>
-          <w:sz w:val="22"/>
-          <w:lang w:val="pt-BR"/>
-        </w:rPr>
-      </w:pPr>
-      <w:r>
-        <w:rPr>
-          <w:rFonts w:ascii="Arial" w:hAnsi="Arial" w:cs="Arial"/>
-          <w:b/>
-          <w:bCs/>
-          <w:iCs/>
-          <w:sz w:val="22"/>
-          <w:lang w:val="pt-BR"/>
-        </w:rPr>
-        <w:t>30/11</w:t>
-      </w:r>
-      <w:r>
-        <w:rPr>
-          <w:rFonts w:ascii="Arial" w:hAnsi="Arial" w:cs="Arial"/>
-          <w:b/>
-          <w:bCs/>
-          <w:iCs/>
-          <w:sz w:val="22"/>
-          <w:lang w:val="pt-BR"/>
-        </w:rPr>
-        <w:t xml:space="preserve"> - AULA 27.</w:t>
-      </w:r>
-      <w:r>
-        <w:rPr>
-          <w:rFonts w:ascii="Arial" w:hAnsi="Arial" w:cs="Arial"/>
-          <w:i/>
-          <w:sz w:val="22"/>
-          <w:lang w:val="pt-BR"/>
-        </w:rPr>
-        <w:t xml:space="preserve"> </w:t>
-      </w:r>
-      <w:r>
-        <w:rPr>
-          <w:rFonts w:ascii="Arial" w:hAnsi="Arial" w:cs="Arial"/>
-          <w:i/>
-          <w:sz w:val="22"/>
-          <w:lang w:val="pt-BR"/>
-        </w:rPr>
-        <w:t xml:space="preserve">SEMINÁRIO </w:t>
-      </w:r>
-      <w:r>
-        <w:rPr>
-          <w:rFonts w:ascii="Arial" w:hAnsi="Arial" w:cs="Arial"/>
-          <w:i/>
-          <w:sz w:val="22"/>
-          <w:lang w:val="pt-BR"/>
-        </w:rPr>
-        <w:t xml:space="preserve">7 </w:t>
-      </w:r>
-      <w:r>
-        <w:rPr>
-          <w:rFonts w:ascii="Arial" w:hAnsi="Arial" w:cs="Arial"/>
-          <w:i/>
-          <w:sz w:val="22"/>
-          <w:lang w:val="pt-BR"/>
-        </w:rPr>
-        <w:t>Gestão Pública: Modelo de Difusão</w:t>
-      </w:r>
-    </w:p>
-    <w:p>
-      <w:pPr>
-        <w:keepNext/>
-        <w:rPr>
-          <w:rFonts w:ascii="Arial" w:hAnsi="Arial" w:cs="Arial"/>
-          <w:b/>
-          <w:bCs/>
-          <w:iCs/>
-          <w:sz w:val="22"/>
-          <w:lang w:val="pt-BR"/>
-        </w:rPr>
-      </w:pPr>
-      <w:r>
-        <w:rPr>
-          <w:rFonts w:ascii="Arial" w:hAnsi="Arial" w:cs="Arial"/>
-          <w:b/>
-          <w:bCs/>
-          <w:iCs/>
-          <w:sz w:val="22"/>
-          <w:lang w:val="pt-BR"/>
-        </w:rPr>
-        <w:t>02/12 - AULA 28.</w:t>
-      </w:r>
-      <w:r>
-        <w:rPr>
-          <w:rFonts w:ascii="Arial" w:hAnsi="Arial" w:cs="Arial"/>
-          <w:i/>
-          <w:sz w:val="22"/>
-          <w:lang w:val="pt-BR"/>
-        </w:rPr>
-        <w:t xml:space="preserve"> </w:t>
-      </w:r>
-      <w:r>
-        <w:rPr>
-          <w:rFonts w:ascii="Arial" w:hAnsi="Arial" w:cs="Arial"/>
-          <w:i/>
-          <w:sz w:val="22"/>
-          <w:lang w:val="pt-BR"/>
-        </w:rPr>
-        <w:t>SEMINÁRIO 8</w:t>
-      </w:r>
-      <w:r>
-        <w:rPr>
-          <w:rFonts w:ascii="Arial" w:hAnsi="Arial" w:cs="Arial"/>
-          <w:i/>
-          <w:sz w:val="22"/>
-          <w:lang w:val="pt-BR"/>
-        </w:rPr>
-        <w:t xml:space="preserve"> </w:t>
-      </w:r>
-      <w:r>
-        <w:rPr>
-          <w:rFonts w:ascii="Arial" w:hAnsi="Arial" w:cs="Arial"/>
-          <w:b/>
-          <w:bCs/>
-          <w:i/>
-          <w:sz w:val="22"/>
-          <w:lang w:val="pt-BR"/>
-        </w:rPr>
-        <w:t>Educação</w:t>
-      </w:r>
-      <w:r>
-        <w:rPr>
-          <w:rFonts w:ascii="Arial" w:hAnsi="Arial" w:cs="Arial"/>
-          <w:i/>
-          <w:sz w:val="22"/>
-          <w:lang w:val="pt-BR"/>
-        </w:rPr>
-        <w:t xml:space="preserve">: Modelo </w:t>
-      </w:r>
-      <w:proofErr w:type="spellStart"/>
-      <w:r>
-        <w:rPr>
-          <w:rFonts w:ascii="Arial" w:hAnsi="Arial" w:cs="Arial"/>
-          <w:i/>
-          <w:sz w:val="22"/>
-          <w:lang w:val="pt-BR"/>
-        </w:rPr>
-        <w:t>Neoinstitucional</w:t>
-      </w:r>
-      <w:proofErr w:type="spellEnd"/>
+        <w:t>Atividade assíncrona: entrega do ARTIGO (40%).</w:t>
+      </w:r>
     </w:p>
     <w:p>
       <w:pPr>
@@ -6714,169 +6712,6 @@
         <w:rPr>
           <w:rFonts w:ascii="Arial" w:hAnsi="Arial" w:cs="Arial"/>
           <w:b/>
-          <w:sz w:val="22"/>
-          <w:lang w:val="pt-BR"/>
-        </w:rPr>
-      </w:pPr>
-    </w:p>
-    <w:p>
-      <w:pPr>
-        <w:keepNext/>
-        <w:rPr>
-          <w:rFonts w:ascii="Arial" w:hAnsi="Arial" w:cs="Arial"/>
-          <w:sz w:val="22"/>
-          <w:lang w:val="pt-BR"/>
-        </w:rPr>
-      </w:pPr>
-    </w:p>
-    <w:p>
-      <w:pPr>
-        <w:keepNext/>
-        <w:rPr>
-          <w:rFonts w:ascii="Arial" w:hAnsi="Arial" w:cs="Arial"/>
-          <w:i/>
-          <w:sz w:val="22"/>
-          <w:lang w:val="pt-BR"/>
-        </w:rPr>
-      </w:pPr>
-      <w:r>
-        <w:rPr>
-          <w:rFonts w:ascii="Arial" w:hAnsi="Arial" w:cs="Arial"/>
-          <w:b/>
-          <w:bCs/>
-          <w:iCs/>
-          <w:sz w:val="22"/>
-          <w:lang w:val="pt-BR"/>
-        </w:rPr>
-        <w:t>07/12 - AULA 29.</w:t>
-      </w:r>
-      <w:r>
-        <w:rPr>
-          <w:rFonts w:ascii="Arial" w:hAnsi="Arial" w:cs="Arial"/>
-          <w:i/>
-          <w:sz w:val="22"/>
-          <w:lang w:val="pt-BR"/>
-        </w:rPr>
-        <w:t xml:space="preserve"> </w:t>
-      </w:r>
-      <w:r>
-        <w:rPr>
-          <w:rFonts w:ascii="Arial" w:hAnsi="Arial" w:cs="Arial"/>
-          <w:i/>
-          <w:sz w:val="22"/>
-          <w:lang w:val="pt-BR"/>
-        </w:rPr>
-        <w:t xml:space="preserve"> </w:t>
-      </w:r>
-      <w:r>
-        <w:rPr>
-          <w:rFonts w:ascii="Arial" w:hAnsi="Arial" w:cs="Arial"/>
-          <w:b/>
-          <w:sz w:val="22"/>
-          <w:lang w:val="pt-BR"/>
-        </w:rPr>
-        <w:t>Atividade assíncron</w:t>
-      </w:r>
-      <w:r>
-        <w:rPr>
-          <w:rFonts w:ascii="Arial" w:hAnsi="Arial" w:cs="Arial"/>
-          <w:b/>
-          <w:color w:val="000000" w:themeColor="text1"/>
-          <w:sz w:val="22"/>
-          <w:lang w:val="pt-BR"/>
-        </w:rPr>
-        <w:t xml:space="preserve">a: </w:t>
-      </w:r>
-      <w:r>
-        <w:rPr>
-          <w:rFonts w:ascii="Arial" w:hAnsi="Arial" w:cs="Arial"/>
-          <w:b/>
-          <w:color w:val="000000" w:themeColor="text1"/>
-          <w:sz w:val="22"/>
-          <w:lang w:val="pt-BR"/>
-        </w:rPr>
-        <w:t>preparação do ARTIGO.</w:t>
-      </w:r>
-    </w:p>
-    <w:p>
-      <w:pPr>
-        <w:keepNext/>
-        <w:pBdr>
-          <w:bottom w:val="single" w:sz="12" w:space="1" w:color="auto"/>
-        </w:pBdr>
-        <w:rPr>
-          <w:rFonts w:ascii="Arial" w:hAnsi="Arial" w:cs="Arial"/>
-          <w:b/>
-          <w:sz w:val="22"/>
-          <w:lang w:val="pt-BR"/>
-        </w:rPr>
-      </w:pPr>
-    </w:p>
-    <w:p>
-      <w:pPr>
-        <w:keepNext/>
-        <w:rPr>
-          <w:rFonts w:ascii="Arial" w:hAnsi="Arial" w:cs="Arial"/>
-          <w:i/>
-          <w:sz w:val="22"/>
-          <w:lang w:val="pt-BR"/>
-        </w:rPr>
-      </w:pPr>
-      <w:r>
-        <w:rPr>
-          <w:rFonts w:ascii="Arial" w:hAnsi="Arial" w:cs="Arial"/>
-          <w:b/>
-          <w:bCs/>
-          <w:iCs/>
-          <w:sz w:val="22"/>
-          <w:lang w:val="pt-BR"/>
-        </w:rPr>
-        <w:br/>
-        <w:t>09/12 - AULA 30.</w:t>
-      </w:r>
-      <w:r>
-        <w:rPr>
-          <w:rFonts w:ascii="Arial" w:hAnsi="Arial" w:cs="Arial"/>
-          <w:b/>
-          <w:bCs/>
-          <w:iCs/>
-          <w:sz w:val="22"/>
-          <w:lang w:val="pt-BR"/>
-        </w:rPr>
-        <w:t xml:space="preserve"> </w:t>
-      </w:r>
-      <w:r>
-        <w:rPr>
-          <w:rFonts w:ascii="Arial" w:hAnsi="Arial" w:cs="Arial"/>
-          <w:b/>
-          <w:bCs/>
-          <w:iCs/>
-          <w:sz w:val="22"/>
-          <w:lang w:val="pt-BR"/>
-        </w:rPr>
-        <w:t>Atividade assíncrona: entrega do ARTIGO (40%).</w:t>
-      </w:r>
-    </w:p>
-    <w:p>
-      <w:pPr>
-        <w:keepNext/>
-        <w:pBdr>
-          <w:bottom w:val="single" w:sz="12" w:space="1" w:color="auto"/>
-        </w:pBdr>
-        <w:rPr>
-          <w:rFonts w:ascii="Arial" w:hAnsi="Arial" w:cs="Arial"/>
-          <w:b/>
-          <w:sz w:val="22"/>
-          <w:lang w:val="pt-BR"/>
-        </w:rPr>
-      </w:pPr>
-    </w:p>
-    <w:p>
-      <w:pPr>
-        <w:keepNext/>
-        <w:rPr>
-          <w:rFonts w:ascii="Arial" w:hAnsi="Arial" w:cs="Arial"/>
-          <w:iCs/>
           <w:sz w:val="22"/>
           <w:lang w:val="pt-BR"/>
         </w:rPr>

--- a/EMENTA/Ementa_Fundamentos-de-Politicas-Publicas_2026.2_ATUALIZADA.docx
+++ b/EMENTA/Ementa_Fundamentos-de-Politicas-Publicas_2026.2_ATUALIZADA.docx
@@ -3867,6 +3867,7 @@
         <w:rPr>
           <w:rFonts w:ascii="Arial" w:hAnsi="Arial" w:cs="Arial"/>
           <w:sz w:val="22"/>
+          <w:lang w:val="pt-BR"/>
         </w:rPr>
       </w:pPr>
     </w:p>
@@ -4442,7 +4443,37 @@
           <w:sz w:val="22"/>
           <w:lang w:val="pt-BR"/>
         </w:rPr>
-        <w:t xml:space="preserve">Atividade assíncrona: </w:t>
+        <w:t xml:space="preserve">Atividade </w:t>
+      </w:r>
+      <w:r>
+        <w:rPr>
+          <w:rFonts w:ascii="Arial" w:hAnsi="Arial" w:cs="Arial"/>
+          <w:b/>
+          <w:bCs/>
+          <w:sz w:val="22"/>
+          <w:lang w:val="pt-BR"/>
+        </w:rPr>
+        <w:t>em sala</w:t>
+      </w:r>
+      <w:r>
+        <w:rPr>
+          <w:rFonts w:ascii="Arial" w:hAnsi="Arial" w:cs="Arial"/>
+          <w:b/>
+          <w:bCs/>
+          <w:sz w:val="22"/>
+          <w:lang w:val="pt-BR"/>
+        </w:rPr>
+        <w:t xml:space="preserve"> de aula</w:t>
+      </w:r>
+      <w:r>
+        <w:rPr>
+          <w:rFonts w:ascii="Arial" w:hAnsi="Arial" w:cs="Arial"/>
+          <w:b/>
+          <w:bCs/>
+          <w:sz w:val="22"/>
+          <w:lang w:val="pt-BR"/>
+        </w:rPr>
+        <w:t xml:space="preserve">: </w:t>
       </w:r>
       <w:r>
         <w:rPr>
@@ -6642,7 +6673,34 @@
           <w:sz w:val="22"/>
           <w:lang w:val="pt-BR"/>
         </w:rPr>
-        <w:t xml:space="preserve">Atividade assíncrona: </w:t>
+        <w:t xml:space="preserve">Atividade </w:t>
+      </w:r>
+      <w:r>
+        <w:rPr>
+          <w:rFonts w:ascii="Arial" w:hAnsi="Arial" w:cs="Arial"/>
+          <w:b/>
+          <w:sz w:val="22"/>
+          <w:lang w:val="pt-BR"/>
+        </w:rPr>
+        <w:t>em sala</w:t>
+      </w:r>
+      <w:r>
+        <w:rPr>
+          <w:rFonts w:ascii="Arial" w:hAnsi="Arial" w:cs="Arial"/>
+          <w:b/>
+          <w:sz w:val="22"/>
+          <w:lang w:val="pt-BR"/>
+        </w:rPr>
+        <w:t xml:space="preserve"> de aula</w:t>
+      </w:r>
+      <w:r>
+        <w:rPr>
+          <w:rFonts w:ascii="Arial" w:hAnsi="Arial" w:cs="Arial"/>
+          <w:b/>
+          <w:sz w:val="22"/>
+          <w:lang w:val="pt-BR"/>
+        </w:rPr>
+        <w:t xml:space="preserve">: </w:t>
       </w:r>
       <w:r>
         <w:rPr>

--- a/EMENTA/Ementa_Fundamentos-de-Politicas-Publicas_2026.2_ATUALIZADA.docx
+++ b/EMENTA/Ementa_Fundamentos-de-Politicas-Publicas_2026.2_ATUALIZADA.docx
@@ -1287,7 +1287,6 @@
         <w:t xml:space="preserve">, Kimi, </w:t>
       </w:r>
       <w:proofErr w:type="spellStart"/>
-      <w:proofErr w:type="gramStart"/>
       <w:r>
         <w:rPr>
           <w:rFonts w:ascii="Arial" w:hAnsi="Arial" w:cs="Arial"/>
@@ -1305,17 +1304,7 @@
           <w:sz w:val="22"/>
           <w:lang w:val="pt-BR"/>
         </w:rPr>
-        <w:t>, etc.</w:t>
-      </w:r>
-      <w:proofErr w:type="gramEnd"/>
-      <w:r>
-        <w:rPr>
-          <w:rFonts w:ascii="Arial" w:hAnsi="Arial" w:cs="Arial"/>
-          <w:iCs/>
-          <w:sz w:val="22"/>
-          <w:lang w:val="pt-BR"/>
-        </w:rPr>
-        <w:t xml:space="preserve">) </w:t>
+        <w:t xml:space="preserve">, etc.) </w:t>
       </w:r>
       <w:r>
         <w:rPr>
@@ -5684,7 +5673,96 @@
           <w:sz w:val="22"/>
           <w:lang w:val="pt-BR"/>
         </w:rPr>
-        <w:t>Orientação aos Grupos 1, 2, 3 e 4.</w:t>
+        <w:t xml:space="preserve">Orientação aos Grupos </w:t>
+      </w:r>
+      <w:r>
+        <w:rPr>
+          <w:rFonts w:ascii="Arial" w:hAnsi="Arial" w:cs="Arial"/>
+          <w:sz w:val="22"/>
+          <w:lang w:val="pt-BR"/>
+        </w:rPr>
+        <w:t xml:space="preserve">dos Seminários </w:t>
+      </w:r>
+      <w:r>
+        <w:rPr>
+          <w:rFonts w:ascii="Arial" w:hAnsi="Arial" w:cs="Arial"/>
+          <w:sz w:val="22"/>
+          <w:lang w:val="pt-BR"/>
+        </w:rPr>
+        <w:t>1, 2, 3 e 4.</w:t>
+      </w:r>
+      <w:r>
+        <w:rPr>
+          <w:rFonts w:ascii="Arial" w:hAnsi="Arial" w:cs="Arial"/>
+          <w:sz w:val="22"/>
+          <w:lang w:val="pt-BR"/>
+        </w:rPr>
+        <w:br/>
+      </w:r>
+    </w:p>
+    <w:p>
+      <w:pPr>
+        <w:keepNext/>
+        <w:rPr>
+          <w:rFonts w:ascii="Arial" w:hAnsi="Arial" w:cs="Arial"/>
+          <w:sz w:val="22"/>
+          <w:lang w:val="pt-BR"/>
+        </w:rPr>
+      </w:pPr>
+      <w:r>
+        <w:rPr>
+          <w:rFonts w:ascii="Arial" w:hAnsi="Arial" w:cs="Arial"/>
+          <w:b/>
+          <w:color w:val="000000" w:themeColor="text1"/>
+          <w:sz w:val="22"/>
+          <w:lang w:val="pt-BR"/>
+        </w:rPr>
+        <w:t xml:space="preserve">28/10 </w:t>
+      </w:r>
+      <w:r>
+        <w:rPr>
+          <w:rFonts w:ascii="Arial" w:hAnsi="Arial" w:cs="Arial"/>
+          <w:b/>
+          <w:color w:val="000000" w:themeColor="text1"/>
+          <w:sz w:val="22"/>
+          <w:lang w:val="pt-BR"/>
+        </w:rPr>
+        <w:t xml:space="preserve">- </w:t>
+      </w:r>
+      <w:r>
+        <w:rPr>
+          <w:rFonts w:ascii="Arial" w:hAnsi="Arial" w:cs="Arial"/>
+          <w:b/>
+          <w:sz w:val="22"/>
+          <w:lang w:val="pt-BR"/>
+        </w:rPr>
+        <w:t>AULA 2</w:t>
+      </w:r>
+      <w:r>
+        <w:rPr>
+          <w:rFonts w:ascii="Arial" w:hAnsi="Arial" w:cs="Arial"/>
+          <w:b/>
+          <w:sz w:val="22"/>
+          <w:lang w:val="pt-BR"/>
+        </w:rPr>
+        <w:t>0</w:t>
+      </w:r>
+      <w:r>
+        <w:rPr>
+          <w:rFonts w:ascii="Arial" w:hAnsi="Arial" w:cs="Arial"/>
+          <w:b/>
+          <w:sz w:val="22"/>
+          <w:lang w:val="pt-BR"/>
+        </w:rPr>
+        <w:t xml:space="preserve">. </w:t>
+      </w:r>
+      <w:r>
+        <w:rPr>
+          <w:rFonts w:ascii="Arial" w:hAnsi="Arial" w:cs="Arial"/>
+          <w:sz w:val="22"/>
+          <w:lang w:val="pt-BR"/>
+        </w:rPr>
+        <w:t>Orientação aos Grupos dos Seminários 5, 6, 7 e 8.</w:t>
       </w:r>
     </w:p>
     <w:p>
@@ -5733,36 +5811,6 @@
           <w:sz w:val="22"/>
           <w:lang w:val="pt-BR"/>
         </w:rPr>
-        <w:t>28/10 – FERIADO DIA DO SERVIDOR PÚBLICO</w:t>
-      </w:r>
-      <w:r>
-        <w:rPr>
-          <w:rFonts w:ascii="Arial" w:hAnsi="Arial" w:cs="Arial"/>
-          <w:b/>
-          <w:color w:val="EE0000"/>
-          <w:sz w:val="22"/>
-          <w:lang w:val="pt-BR"/>
-        </w:rPr>
-        <w:br/>
-      </w:r>
-      <w:r>
-        <w:rPr>
-          <w:rFonts w:ascii="Arial" w:hAnsi="Arial" w:cs="Arial"/>
-          <w:b/>
-          <w:color w:val="EE0000"/>
-          <w:sz w:val="22"/>
-          <w:lang w:val="pt-BR"/>
-        </w:rPr>
-        <w:br/>
-      </w:r>
-      <w:r>
-        <w:rPr>
-          <w:rFonts w:ascii="Arial" w:hAnsi="Arial" w:cs="Arial"/>
-          <w:b/>
-          <w:color w:val="EE0000"/>
-          <w:sz w:val="22"/>
-          <w:lang w:val="pt-BR"/>
-        </w:rPr>
         <w:t>02/11 – FERIADO DE FINADOS</w:t>
       </w:r>
     </w:p>
@@ -5795,53 +5843,83 @@
         <w:keepNext/>
         <w:rPr>
           <w:rFonts w:ascii="Arial" w:hAnsi="Arial" w:cs="Arial"/>
-          <w:sz w:val="22"/>
-          <w:lang w:val="pt-BR"/>
-        </w:rPr>
-      </w:pPr>
-      <w:r>
-        <w:rPr>
-          <w:rFonts w:ascii="Arial" w:hAnsi="Arial" w:cs="Arial"/>
-          <w:b/>
-          <w:sz w:val="22"/>
-          <w:lang w:val="pt-BR"/>
-        </w:rPr>
-        <w:t xml:space="preserve">04/11 - </w:t>
-      </w:r>
-      <w:r>
-        <w:rPr>
-          <w:rFonts w:ascii="Arial" w:hAnsi="Arial" w:cs="Arial"/>
-          <w:b/>
-          <w:sz w:val="22"/>
-          <w:lang w:val="pt-BR"/>
-        </w:rPr>
-        <w:t>AULA 2</w:t>
-      </w:r>
-      <w:r>
-        <w:rPr>
-          <w:rFonts w:ascii="Arial" w:hAnsi="Arial" w:cs="Arial"/>
-          <w:b/>
-          <w:sz w:val="22"/>
-          <w:lang w:val="pt-BR"/>
-        </w:rPr>
-        <w:t>0</w:t>
-      </w:r>
-      <w:r>
-        <w:rPr>
-          <w:rFonts w:ascii="Arial" w:hAnsi="Arial" w:cs="Arial"/>
-          <w:b/>
-          <w:sz w:val="22"/>
-          <w:lang w:val="pt-BR"/>
-        </w:rPr>
-        <w:t xml:space="preserve">. </w:t>
-      </w:r>
-      <w:r>
-        <w:rPr>
-          <w:rFonts w:ascii="Arial" w:hAnsi="Arial" w:cs="Arial"/>
-          <w:sz w:val="22"/>
-          <w:lang w:val="pt-BR"/>
-        </w:rPr>
-        <w:t>Orientação aos Grupos dos Seminários 5, 6, 7 e 8.</w:t>
+          <w:i/>
+          <w:sz w:val="22"/>
+          <w:lang w:val="pt-BR"/>
+        </w:rPr>
+      </w:pPr>
+      <w:r>
+        <w:rPr>
+          <w:rFonts w:ascii="Arial" w:hAnsi="Arial" w:cs="Arial"/>
+          <w:b/>
+          <w:sz w:val="22"/>
+          <w:lang w:val="pt-BR"/>
+        </w:rPr>
+        <w:t xml:space="preserve">04/11 </w:t>
+      </w:r>
+      <w:r>
+        <w:rPr>
+          <w:rFonts w:ascii="Arial" w:hAnsi="Arial" w:cs="Arial"/>
+          <w:b/>
+          <w:sz w:val="22"/>
+          <w:lang w:val="pt-BR"/>
+        </w:rPr>
+        <w:t>-</w:t>
+      </w:r>
+      <w:r>
+        <w:rPr>
+          <w:rFonts w:ascii="Arial" w:hAnsi="Arial" w:cs="Arial"/>
+          <w:b/>
+          <w:sz w:val="22"/>
+          <w:lang w:val="pt-BR"/>
+        </w:rPr>
+        <w:t xml:space="preserve"> </w:t>
+      </w:r>
+      <w:r>
+        <w:rPr>
+          <w:rFonts w:ascii="Arial" w:hAnsi="Arial" w:cs="Arial"/>
+          <w:b/>
+          <w:sz w:val="22"/>
+          <w:lang w:val="pt-BR"/>
+        </w:rPr>
+        <w:t xml:space="preserve">AULA 21. </w:t>
+      </w:r>
+      <w:r>
+        <w:rPr>
+          <w:rFonts w:ascii="Arial" w:hAnsi="Arial" w:cs="Arial"/>
+          <w:b/>
+          <w:sz w:val="22"/>
+          <w:lang w:val="pt-BR"/>
+        </w:rPr>
+        <w:t xml:space="preserve">Atividade </w:t>
+      </w:r>
+      <w:r>
+        <w:rPr>
+          <w:rFonts w:ascii="Arial" w:hAnsi="Arial" w:cs="Arial"/>
+          <w:b/>
+          <w:sz w:val="22"/>
+          <w:lang w:val="pt-BR"/>
+        </w:rPr>
+        <w:t>em sala de aula</w:t>
+      </w:r>
+      <w:r>
+        <w:rPr>
+          <w:rFonts w:ascii="Arial" w:hAnsi="Arial" w:cs="Arial"/>
+          <w:b/>
+          <w:sz w:val="22"/>
+          <w:lang w:val="pt-BR"/>
+        </w:rPr>
+        <w:t xml:space="preserve">: </w:t>
+      </w:r>
+      <w:r>
+        <w:rPr>
+          <w:rFonts w:ascii="Arial" w:hAnsi="Arial" w:cs="Arial"/>
+          <w:b/>
+          <w:color w:val="8064A2" w:themeColor="accent4"/>
+          <w:sz w:val="22"/>
+          <w:lang w:val="pt-BR"/>
+        </w:rPr>
+        <w:t>Exercício de Participação 2 (10%).</w:t>
       </w:r>
     </w:p>
     <w:p>
@@ -5956,7 +6034,7 @@
           <w:sz w:val="22"/>
           <w:lang w:val="pt-BR"/>
         </w:rPr>
-        <w:t>1</w:t>
+        <w:t>2</w:t>
       </w:r>
       <w:r>
         <w:rPr>
@@ -6029,7 +6107,7 @@
           <w:sz w:val="22"/>
           <w:lang w:val="pt-BR"/>
         </w:rPr>
-        <w:t>2</w:t>
+        <w:t>3</w:t>
       </w:r>
       <w:r>
         <w:rPr>
@@ -6123,7 +6201,7 @@
           <w:sz w:val="22"/>
           <w:lang w:val="pt-BR"/>
         </w:rPr>
-        <w:t>3</w:t>
+        <w:t>4</w:t>
       </w:r>
       <w:r>
         <w:rPr>
@@ -6168,6 +6246,15 @@
           <w:sz w:val="22"/>
           <w:lang w:val="pt-BR"/>
         </w:rPr>
+        <w:t>.</w:t>
+      </w:r>
+      <w:r>
+        <w:rPr>
+          <w:rFonts w:ascii="Arial" w:hAnsi="Arial" w:cs="Arial"/>
+          <w:i/>
+          <w:sz w:val="22"/>
+          <w:lang w:val="pt-BR"/>
+        </w:rPr>
         <w:br/>
       </w:r>
       <w:r>
@@ -6213,7 +6300,7 @@
           <w:sz w:val="22"/>
           <w:lang w:val="pt-BR"/>
         </w:rPr>
-        <w:t>4</w:t>
+        <w:t>5</w:t>
       </w:r>
       <w:r>
         <w:rPr>
@@ -6348,7 +6435,16 @@
           <w:sz w:val="22"/>
           <w:lang w:val="pt-BR"/>
         </w:rPr>
-        <w:t>5.</w:t>
+        <w:t>6</w:t>
+      </w:r>
+      <w:r>
+        <w:rPr>
+          <w:rFonts w:ascii="Arial" w:hAnsi="Arial" w:cs="Arial"/>
+          <w:b/>
+          <w:sz w:val="22"/>
+          <w:lang w:val="pt-BR"/>
+        </w:rPr>
+        <w:t>.</w:t>
       </w:r>
       <w:r>
         <w:rPr>
@@ -6384,6 +6480,15 @@
           <w:lang w:val="pt-BR"/>
         </w:rPr>
         <w:t>Habitação: Modelo de Processo</w:t>
+      </w:r>
+      <w:r>
+        <w:rPr>
+          <w:rFonts w:ascii="Arial" w:hAnsi="Arial" w:cs="Arial"/>
+          <w:i/>
+          <w:sz w:val="22"/>
+          <w:lang w:val="pt-BR"/>
+        </w:rPr>
+        <w:t>.</w:t>
       </w:r>
     </w:p>
     <w:p>
@@ -6402,7 +6507,25 @@
           <w:sz w:val="22"/>
           <w:lang w:val="pt-BR"/>
         </w:rPr>
-        <w:t>25/11 - AULA 26.</w:t>
+        <w:t>25/11 - AULA 2</w:t>
+      </w:r>
+      <w:r>
+        <w:rPr>
+          <w:rFonts w:ascii="Arial" w:hAnsi="Arial" w:cs="Arial"/>
+          <w:b/>
+          <w:sz w:val="22"/>
+          <w:lang w:val="pt-BR"/>
+        </w:rPr>
+        <w:t>7</w:t>
+      </w:r>
+      <w:r>
+        <w:rPr>
+          <w:rFonts w:ascii="Arial" w:hAnsi="Arial" w:cs="Arial"/>
+          <w:b/>
+          <w:sz w:val="22"/>
+          <w:lang w:val="pt-BR"/>
+        </w:rPr>
+        <w:t>.</w:t>
       </w:r>
       <w:r>
         <w:rPr>
@@ -6448,6 +6571,15 @@
           <w:lang w:val="pt-BR"/>
         </w:rPr>
         <w:t>l</w:t>
+      </w:r>
+      <w:r>
+        <w:rPr>
+          <w:rFonts w:ascii="Arial" w:hAnsi="Arial" w:cs="Arial"/>
+          <w:i/>
+          <w:sz w:val="22"/>
+          <w:lang w:val="pt-BR"/>
+        </w:rPr>
+        <w:t>.</w:t>
       </w:r>
     </w:p>
     <w:p>
@@ -6482,7 +6614,29 @@
           <w:sz w:val="22"/>
           <w:lang w:val="pt-BR"/>
         </w:rPr>
-        <w:t xml:space="preserve"> - AULA 27.</w:t>
+        <w:t xml:space="preserve"> - AULA 2</w:t>
+      </w:r>
+      <w:r>
+        <w:rPr>
+          <w:rFonts w:ascii="Arial" w:hAnsi="Arial" w:cs="Arial"/>
+          <w:b/>
+          <w:bCs/>
+          <w:iCs/>
+          <w:sz w:val="22"/>
+          <w:lang w:val="pt-BR"/>
+        </w:rPr>
+        <w:t>8</w:t>
+      </w:r>
+      <w:r>
+        <w:rPr>
+          <w:rFonts w:ascii="Arial" w:hAnsi="Arial" w:cs="Arial"/>
+          <w:b/>
+          <w:bCs/>
+          <w:iCs/>
+          <w:sz w:val="22"/>
+          <w:lang w:val="pt-BR"/>
+        </w:rPr>
+        <w:t>.</w:t>
       </w:r>
       <w:r>
         <w:rPr>
@@ -6519,6 +6673,15 @@
           <w:lang w:val="pt-BR"/>
         </w:rPr>
         <w:t>Gestão Pública: Modelo de Difusão</w:t>
+      </w:r>
+      <w:r>
+        <w:rPr>
+          <w:rFonts w:ascii="Arial" w:hAnsi="Arial" w:cs="Arial"/>
+          <w:i/>
+          <w:sz w:val="22"/>
+          <w:lang w:val="pt-BR"/>
+        </w:rPr>
+        <w:t>.</w:t>
       </w:r>
     </w:p>
     <w:p>
@@ -6542,7 +6705,29 @@
           <w:sz w:val="22"/>
           <w:lang w:val="pt-BR"/>
         </w:rPr>
-        <w:t>02/12 - AULA 28.</w:t>
+        <w:t>02/12 - AULA 2</w:t>
+      </w:r>
+      <w:r>
+        <w:rPr>
+          <w:rFonts w:ascii="Arial" w:hAnsi="Arial" w:cs="Arial"/>
+          <w:b/>
+          <w:bCs/>
+          <w:iCs/>
+          <w:sz w:val="22"/>
+          <w:lang w:val="pt-BR"/>
+        </w:rPr>
+        <w:t>9</w:t>
+      </w:r>
+      <w:r>
+        <w:rPr>
+          <w:rFonts w:ascii="Arial" w:hAnsi="Arial" w:cs="Arial"/>
+          <w:b/>
+          <w:bCs/>
+          <w:iCs/>
+          <w:sz w:val="22"/>
+          <w:lang w:val="pt-BR"/>
+        </w:rPr>
+        <w:t>.</w:t>
       </w:r>
       <w:r>
         <w:rPr>
@@ -6602,6 +6787,15 @@
         <w:t>Neoinstitucional</w:t>
       </w:r>
       <w:proofErr w:type="spellEnd"/>
+      <w:r>
+        <w:rPr>
+          <w:rFonts w:ascii="Arial" w:hAnsi="Arial" w:cs="Arial"/>
+          <w:i/>
+          <w:sz w:val="22"/>
+          <w:lang w:val="pt-BR"/>
+        </w:rPr>
+        <w:t>.</w:t>
+      </w:r>
     </w:p>
     <w:p>
       <w:pPr>
@@ -6646,7 +6840,29 @@
           <w:sz w:val="22"/>
           <w:lang w:val="pt-BR"/>
         </w:rPr>
-        <w:t>07/12 - AULA 29.</w:t>
+        <w:t xml:space="preserve">07/12 - AULA </w:t>
+      </w:r>
+      <w:r>
+        <w:rPr>
+          <w:rFonts w:ascii="Arial" w:hAnsi="Arial" w:cs="Arial"/>
+          <w:b/>
+          <w:bCs/>
+          <w:iCs/>
+          <w:sz w:val="22"/>
+          <w:lang w:val="pt-BR"/>
+        </w:rPr>
+        <w:t>30</w:t>
+      </w:r>
+      <w:r>
+        <w:rPr>
+          <w:rFonts w:ascii="Arial" w:hAnsi="Arial" w:cs="Arial"/>
+          <w:b/>
+          <w:bCs/>
+          <w:iCs/>
+          <w:sz w:val="22"/>
+          <w:lang w:val="pt-BR"/>
+        </w:rPr>
+        <w:t>.</w:t>
       </w:r>
       <w:r>
         <w:rPr>
@@ -6670,47 +6886,34 @@
         <w:rPr>
           <w:rFonts w:ascii="Arial" w:hAnsi="Arial" w:cs="Arial"/>
           <w:b/>
-          <w:sz w:val="22"/>
-          <w:lang w:val="pt-BR"/>
-        </w:rPr>
-        <w:t xml:space="preserve">Atividade </w:t>
-      </w:r>
-      <w:r>
-        <w:rPr>
-          <w:rFonts w:ascii="Arial" w:hAnsi="Arial" w:cs="Arial"/>
-          <w:b/>
-          <w:sz w:val="22"/>
-          <w:lang w:val="pt-BR"/>
-        </w:rPr>
-        <w:t>em sala</w:t>
-      </w:r>
-      <w:r>
-        <w:rPr>
-          <w:rFonts w:ascii="Arial" w:hAnsi="Arial" w:cs="Arial"/>
-          <w:b/>
-          <w:sz w:val="22"/>
-          <w:lang w:val="pt-BR"/>
-        </w:rPr>
-        <w:t xml:space="preserve"> de aula</w:t>
-      </w:r>
-      <w:r>
-        <w:rPr>
-          <w:rFonts w:ascii="Arial" w:hAnsi="Arial" w:cs="Arial"/>
-          <w:b/>
-          <w:sz w:val="22"/>
-          <w:lang w:val="pt-BR"/>
-        </w:rPr>
-        <w:t xml:space="preserve">: </w:t>
-      </w:r>
-      <w:r>
-        <w:rPr>
-          <w:rFonts w:ascii="Arial" w:hAnsi="Arial" w:cs="Arial"/>
-          <w:b/>
-          <w:color w:val="8064A2" w:themeColor="accent4"/>
-          <w:sz w:val="22"/>
-          <w:lang w:val="pt-BR"/>
-        </w:rPr>
-        <w:t>Exercício de Participação 2 (10%).</w:t>
+          <w:bCs/>
+          <w:iCs/>
+          <w:sz w:val="22"/>
+          <w:lang w:val="pt-BR"/>
+        </w:rPr>
+        <w:t xml:space="preserve">Atividade assíncrona: </w:t>
+      </w:r>
+      <w:r>
+        <w:rPr>
+          <w:rFonts w:ascii="Arial" w:hAnsi="Arial" w:cs="Arial"/>
+          <w:b/>
+          <w:bCs/>
+          <w:iCs/>
+          <w:sz w:val="22"/>
+          <w:lang w:val="pt-BR"/>
+        </w:rPr>
+        <w:t xml:space="preserve">DATA MÁXIMA para </w:t>
+      </w:r>
+      <w:r>
+        <w:rPr>
+          <w:rFonts w:ascii="Arial" w:hAnsi="Arial" w:cs="Arial"/>
+          <w:b/>
+          <w:bCs/>
+          <w:iCs/>
+          <w:sz w:val="22"/>
+          <w:lang w:val="pt-BR"/>
+        </w:rPr>
+        <w:t>entrega do ARTIGO (40%).</w:t>
       </w:r>
     </w:p>
     <w:p>
@@ -6730,43 +6933,6 @@
     <w:p>
       <w:pPr>
         <w:keepNext/>
-        <w:rPr>
-          <w:rFonts w:ascii="Arial" w:hAnsi="Arial" w:cs="Arial"/>
-          <w:i/>
-          <w:sz w:val="22"/>
-          <w:lang w:val="pt-BR"/>
-        </w:rPr>
-      </w:pPr>
-      <w:r>
-        <w:rPr>
-          <w:rFonts w:ascii="Arial" w:hAnsi="Arial" w:cs="Arial"/>
-          <w:b/>
-          <w:bCs/>
-          <w:iCs/>
-          <w:sz w:val="22"/>
-          <w:lang w:val="pt-BR"/>
-        </w:rPr>
-        <w:br/>
-        <w:t xml:space="preserve">09/12 - AULA 30. </w:t>
-      </w:r>
-      <w:r>
-        <w:rPr>
-          <w:rFonts w:ascii="Arial" w:hAnsi="Arial" w:cs="Arial"/>
-          <w:b/>
-          <w:bCs/>
-          <w:iCs/>
-          <w:sz w:val="22"/>
-          <w:lang w:val="pt-BR"/>
-        </w:rPr>
-        <w:t>Atividade assíncrona: entrega do ARTIGO (40%).</w:t>
-      </w:r>
-    </w:p>
-    <w:p>
-      <w:pPr>
-        <w:keepNext/>
-        <w:pBdr>
-          <w:bottom w:val="single" w:sz="12" w:space="1" w:color="auto"/>
-        </w:pBdr>
         <w:rPr>
           <w:rFonts w:ascii="Arial" w:hAnsi="Arial" w:cs="Arial"/>
           <w:b/>
